--- a/Documents/Gurvinder Kaur - Individual Project Report - v5.docx
+++ b/Documents/Gurvinder Kaur - Individual Project Report - v5.docx
@@ -1,6 +1,6 @@
 
 <file path=word/document.xml><?xml version="1.0" encoding="utf-8"?>
-<w:document xmlns:wpc="http://schemas.microsoft.com/office/word/2010/wordprocessingCanvas" xmlns:mc="http://schemas.openxmlformats.org/markup-compatibility/2006" xmlns:o="urn:schemas-microsoft-com:office:office" xmlns:r="http://schemas.openxmlformats.org/officeDocument/2006/relationships" xmlns:m="http://schemas.openxmlformats.org/officeDocument/2006/math" xmlns:v="urn:schemas-microsoft-com:vml" xmlns:wp14="http://schemas.microsoft.com/office/word/2010/wordprocessingDrawing" xmlns:wp="http://schemas.openxmlformats.org/drawingml/2006/wordprocessingDrawing" xmlns:w10="urn:schemas-microsoft-com:office:word" xmlns:w="http://schemas.openxmlformats.org/wordprocessingml/2006/main" xmlns:w14="http://schemas.microsoft.com/office/word/2010/wordml" xmlns:wpg="http://schemas.microsoft.com/office/word/2010/wordprocessingGroup" xmlns:wpi="http://schemas.microsoft.com/office/word/2010/wordprocessingInk" xmlns:wne="http://schemas.microsoft.com/office/word/2006/wordml" xmlns:wps="http://schemas.microsoft.com/office/word/2010/wordprocessingShape" mc:Ignorable="w14 wp14">
+<w:document xmlns:wpc="http://schemas.microsoft.com/office/word/2010/wordprocessingCanvas" xmlns:mo="http://schemas.microsoft.com/office/mac/office/2008/main" xmlns:mc="http://schemas.openxmlformats.org/markup-compatibility/2006" xmlns:mv="urn:schemas-microsoft-com:mac:vml" xmlns:o="urn:schemas-microsoft-com:office:office" xmlns:r="http://schemas.openxmlformats.org/officeDocument/2006/relationships" xmlns:m="http://schemas.openxmlformats.org/officeDocument/2006/math" xmlns:v="urn:schemas-microsoft-com:vml" xmlns:wp14="http://schemas.microsoft.com/office/word/2010/wordprocessingDrawing" xmlns:wp="http://schemas.openxmlformats.org/drawingml/2006/wordprocessingDrawing" xmlns:w10="urn:schemas-microsoft-com:office:word" xmlns:w="http://schemas.openxmlformats.org/wordprocessingml/2006/main" xmlns:w14="http://schemas.microsoft.com/office/word/2010/wordml" xmlns:wpg="http://schemas.microsoft.com/office/word/2010/wordprocessingGroup" xmlns:wpi="http://schemas.microsoft.com/office/word/2010/wordprocessingInk" xmlns:wne="http://schemas.microsoft.com/office/word/2006/wordml" xmlns:wps="http://schemas.microsoft.com/office/word/2010/wordprocessingShape" mc:Ignorable="w14 wp14">
   <w:body>
     <w:p>
       <w:pPr>
@@ -146,7 +146,7 @@
           <w:rFonts w:ascii="Times New Roman" w:hAnsi="Times New Roman" w:cs="Times New Roman"/>
           <w:noProof/>
           <w:szCs w:val="24"/>
-          <w:lang w:eastAsia="en-GB"/>
+          <w:lang w:val="en-US"/>
         </w:rPr>
         <w:drawing>
           <wp:inline distT="0" distB="0" distL="0" distR="0" wp14:anchorId="4392E021" wp14:editId="74AD36D7">
@@ -294,7 +294,6 @@
           <w:szCs w:val="54"/>
         </w:rPr>
       </w:pPr>
-      <w:proofErr w:type="spellStart"/>
       <w:r>
         <w:rPr>
           <w:rFonts w:ascii="Times New Roman" w:hAnsi="Times New Roman" w:cs="Times New Roman"/>
@@ -302,17 +301,7 @@
           <w:sz w:val="48"/>
           <w:szCs w:val="54"/>
         </w:rPr>
-        <w:t>Gurvinder</w:t>
-      </w:r>
-      <w:proofErr w:type="spellEnd"/>
-      <w:r>
-        <w:rPr>
-          <w:rFonts w:ascii="Times New Roman" w:hAnsi="Times New Roman" w:cs="Times New Roman"/>
-          <w:b/>
-          <w:sz w:val="48"/>
-          <w:szCs w:val="54"/>
-        </w:rPr>
-        <w:t xml:space="preserve"> Kaur</w:t>
+        <w:t>Gurvinder Kaur</w:t>
       </w:r>
     </w:p>
     <w:p>
@@ -8015,21 +8004,7 @@
         <w:rPr>
           <w:i/>
         </w:rPr>
-        <w:t xml:space="preserve">Wherever the word ‘author’ is mentioned, this is referring to Miss </w:t>
-      </w:r>
-      <w:proofErr w:type="spellStart"/>
-      <w:r>
-        <w:rPr>
-          <w:i/>
-        </w:rPr>
-        <w:t>Gurvinder</w:t>
-      </w:r>
-      <w:proofErr w:type="spellEnd"/>
-      <w:r>
-        <w:rPr>
-          <w:i/>
-        </w:rPr>
-        <w:t xml:space="preserve"> Kaur.</w:t>
+        <w:t>Wherever the word ‘author’ is mentioned, this is referring to Miss Gurvinder Kaur.</w:t>
       </w:r>
       <w:r>
         <w:rPr>
@@ -12790,7 +12765,7 @@
       <w:r>
         <w:rPr>
           <w:noProof/>
-          <w:lang w:eastAsia="en-GB"/>
+          <w:lang w:val="en-US"/>
         </w:rPr>
         <w:drawing>
           <wp:anchor distT="0" distB="0" distL="114300" distR="114300" simplePos="0" relativeHeight="251658240" behindDoc="0" locked="0" layoutInCell="1" allowOverlap="1" wp14:anchorId="5C5DA46B" wp14:editId="0551DEF6">
@@ -12838,7 +12813,7 @@
                       <a:noFill/>
                     </a:ln>
                     <a:extLst>
-                      <a:ext uri="{53640926-AAD7-44D8-BBD7-CCE9431645EC}">
+                      <a:ext uri="{53640926-AAD7-44d8-BBD7-CCE9431645EC}">
                         <a14:shadowObscured xmlns:a14="http://schemas.microsoft.com/office/drawing/2010/main"/>
                       </a:ext>
                     </a:extLst>
@@ -12858,7 +12833,7 @@
       <w:r>
         <w:rPr>
           <w:noProof/>
-          <w:lang w:eastAsia="en-GB"/>
+          <w:lang w:val="en-US"/>
         </w:rPr>
         <w:drawing>
           <wp:anchor distT="0" distB="0" distL="114300" distR="114300" simplePos="0" relativeHeight="251659264" behindDoc="0" locked="0" layoutInCell="1" allowOverlap="1" wp14:anchorId="341DC2AD" wp14:editId="40057E18">
@@ -12906,7 +12881,7 @@
                       <a:noFill/>
                     </a:ln>
                     <a:extLst>
-                      <a:ext uri="{53640926-AAD7-44D8-BBD7-CCE9431645EC}">
+                      <a:ext uri="{53640926-AAD7-44d8-BBD7-CCE9431645EC}">
                         <a14:shadowObscured xmlns:a14="http://schemas.microsoft.com/office/drawing/2010/main"/>
                       </a:ext>
                     </a:extLst>
@@ -13626,15 +13601,7 @@
         <w:t xml:space="preserve"> using</w:t>
       </w:r>
       <w:r>
-        <w:t xml:space="preserve"> various </w:t>
-      </w:r>
-      <w:proofErr w:type="gramStart"/>
-      <w:r>
-        <w:t>plug-ins</w:t>
-      </w:r>
-      <w:proofErr w:type="gramEnd"/>
-      <w:r>
-        <w:t>, e</w:t>
+        <w:t xml:space="preserve"> various plug-ins, e</w:t>
       </w:r>
       <w:r>
         <w:t xml:space="preserve">clipse </w:t>
@@ -15367,6 +15334,7 @@
       </w:pPr>
       <w:bookmarkStart w:id="56" w:name="_Toc387605634"/>
       <w:r>
+        <w:lastRenderedPageBreak/>
         <w:t>Entity</w:t>
       </w:r>
       <w:r>
@@ -15388,7 +15356,6 @@
     </w:p>
     <w:p>
       <w:r>
-        <w:lastRenderedPageBreak/>
         <w:t xml:space="preserve">An </w:t>
       </w:r>
       <w:r>
@@ -15586,7 +15553,11 @@
     </w:p>
     <w:p>
       <w:r>
-        <w:t>Due to the incremental and iterative development approach taken by the author, by its nature the development methodology encouraged the author to make numerous backups. However the author still put extra effort in making sure regular backups were made and stored in multiple locations. A daily backup would take place regardless of progress, as well as backups throughout the working time, after each change has been made. The backups were stored on the authors workstation, external hard drive, as well as on the cloud via Dropbox – by having Dropbox installed on multiple machines, it enabled multiple backups on other machines too. With each backup entry, marked in a special folder with the date and time, the author would also insert an entry in a change log with the same date and time. By utilising this technique, the author was able to track individual changes as well as have multipl</w:t>
+        <w:t xml:space="preserve">Due to the incremental and iterative development approach taken by the author, by its nature the development methodology encouraged the author to make numerous backups. However the author still put extra effort in making sure regular backups were made and stored in multiple locations. A daily backup would take place regardless of progress, as well as backups throughout the working time, after each change has been made. The backups were stored on the authors workstation, external hard drive, as well as on the cloud via Dropbox – by having Dropbox installed on multiple machines, it enabled multiple backups on other machines too. With each backup entry, marked in a special folder with the date and time, the author would also insert an entry in a change log with the same date and time. By utilising </w:t>
+      </w:r>
+      <w:r>
+        <w:lastRenderedPageBreak/>
+        <w:t>this technique, the author was able to track individual changes as well as have multipl</w:t>
       </w:r>
       <w:r>
         <w:t>e backups of the project.</w:t>
@@ -15598,13 +15569,20 @@
       </w:pPr>
       <w:bookmarkStart w:id="60" w:name="_Toc387605638"/>
       <w:r>
-        <w:lastRenderedPageBreak/>
         <w:t>Source c</w:t>
       </w:r>
       <w:r>
         <w:t>ode</w:t>
       </w:r>
       <w:bookmarkEnd w:id="60"/>
+    </w:p>
+    <w:p>
+      <w:r>
+        <w:t>The author has developed all of the source code, with the exception of the Google Maps API.</w:t>
+      </w:r>
+      <w:r>
+        <w:t xml:space="preserve"> The source code has been written with help from numerous examples and tutorials that can be found in the resources section of this document. The source code can be found on the CD attached as an Appendix.</w:t>
+      </w:r>
     </w:p>
     <w:p>
       <w:pPr>
@@ -15812,7 +15790,11 @@
         <w:t xml:space="preserve"> whilst developing</w:t>
       </w:r>
       <w:r>
-        <w:t xml:space="preserve">, making an action and then allowing client to review </w:t>
+        <w:t xml:space="preserve">, making an action </w:t>
+      </w:r>
+      <w:r>
+        <w:lastRenderedPageBreak/>
+        <w:t xml:space="preserve">and then allowing client to review </w:t>
       </w:r>
       <w:r>
         <w:t>until completion</w:t>
@@ -15846,7 +15828,6 @@
       </w:pPr>
       <w:bookmarkStart w:id="64" w:name="_Toc387605642"/>
       <w:r>
-        <w:lastRenderedPageBreak/>
         <w:t>Results c</w:t>
       </w:r>
       <w:r>
@@ -16039,6 +16020,7 @@
     </w:p>
     <w:p>
       <w:r>
+        <w:lastRenderedPageBreak/>
         <w:t>Please refer to Appendix [Information Discussion/ Unstructured Interview] for the entire list of pr</w:t>
       </w:r>
       <w:r>
@@ -16099,7 +16081,6 @@
         <w:pStyle w:val="Heading3"/>
       </w:pPr>
       <w:r>
-        <w:lastRenderedPageBreak/>
         <w:t>Use-Case Specification</w:t>
       </w:r>
     </w:p>
@@ -16107,7 +16088,7 @@
       <w:r>
         <w:rPr>
           <w:noProof/>
-          <w:lang w:eastAsia="en-GB"/>
+          <w:lang w:val="en-US"/>
         </w:rPr>
         <mc:AlternateContent>
           <mc:Choice Requires="wpg">
@@ -16226,7 +16207,7 @@
                             <a:noFill/>
                           </a:ln>
                           <a:extLst>
-                            <a:ext uri="{53640926-AAD7-44D8-BBD7-CCE9431645EC}">
+                            <a:ext uri="{53640926-AAD7-44d8-BBD7-CCE9431645EC}">
                               <a14:shadowObscured xmlns:a14="http://schemas.microsoft.com/office/drawing/2010/main"/>
                             </a:ext>
                           </a:extLst>
@@ -16623,7 +16604,7 @@
       <w:r>
         <w:rPr>
           <w:noProof/>
-          <w:lang w:eastAsia="en-GB"/>
+          <w:lang w:val="en-US"/>
         </w:rPr>
         <mc:AlternateContent>
           <mc:Choice Requires="wpg">
@@ -16729,7 +16710,7 @@
                             <a:noFill/>
                           </a:ln>
                           <a:extLst>
-                            <a:ext uri="{53640926-AAD7-44D8-BBD7-CCE9431645EC}">
+                            <a:ext uri="{53640926-AAD7-44d8-BBD7-CCE9431645EC}">
                               <a14:shadowObscured xmlns:a14="http://schemas.microsoft.com/office/drawing/2010/main"/>
                             </a:ext>
                           </a:extLst>
@@ -16788,7 +16769,11 @@
         <w:t xml:space="preserve">As part of the requirement phase, </w:t>
       </w:r>
       <w:r>
-        <w:t xml:space="preserve">feedback was received from the client to improve the </w:t>
+        <w:t xml:space="preserve">feedback was received from the client to </w:t>
+      </w:r>
+      <w:r>
+        <w:lastRenderedPageBreak/>
+        <w:t xml:space="preserve">improve the </w:t>
       </w:r>
       <w:r>
         <w:t>use-case diagram</w:t>
@@ -16865,11 +16850,7 @@
         <w:t>ustomer. Business Customer is generalised to</w:t>
       </w:r>
       <w:r>
-        <w:t xml:space="preserve"> Customer; both of these actors </w:t>
-      </w:r>
-      <w:r>
-        <w:lastRenderedPageBreak/>
-        <w:t>can book a service order by selecting their service, its item amount and make secure payments. The Business Customer is only provided with collection and delivery option, including the date</w:t>
+        <w:t xml:space="preserve"> Customer; both of these actors can book a service order by selecting their service, its item amount and make secure payments. The Business Customer is only provided with collection and delivery option, including the date</w:t>
       </w:r>
       <w:r>
         <w:t>s</w:t>
@@ -16976,7 +16957,7 @@
       <w:r>
         <w:rPr>
           <w:noProof/>
-          <w:lang w:eastAsia="en-GB"/>
+          <w:lang w:val="en-US"/>
         </w:rPr>
         <mc:AlternateContent>
           <mc:Choice Requires="wpg">
@@ -17258,7 +17239,11 @@
         <w:t xml:space="preserve"> the class diagram</w:t>
       </w:r>
       <w:r>
-        <w:t xml:space="preserve"> demonstrates the associations between all of the classes within the web-based system. This helped the author to visualise how t</w:t>
+        <w:t xml:space="preserve"> demonstrates the associations between all of the classes </w:t>
+      </w:r>
+      <w:r>
+        <w:lastRenderedPageBreak/>
+        <w:t>within the web-based system. This helped the author to visualise how t</w:t>
       </w:r>
       <w:r>
         <w:t>he application will fit together. This diagram includes all the classes that are linked to the implementation</w:t>
@@ -17297,7 +17282,6 @@
         <w:pStyle w:val="Heading3"/>
       </w:pPr>
       <w:r>
-        <w:lastRenderedPageBreak/>
         <w:t>Sequence diagram</w:t>
       </w:r>
     </w:p>
@@ -17305,113 +17289,33 @@
       <w:r>
         <w:rPr>
           <w:noProof/>
-          <w:lang w:eastAsia="en-GB"/>
-        </w:rPr>
-        <w:drawing>
-          <wp:anchor distT="0" distB="0" distL="114300" distR="114300" simplePos="0" relativeHeight="251702271" behindDoc="1" locked="0" layoutInCell="1" allowOverlap="1" wp14:anchorId="04CCA59B" wp14:editId="1D6C9023">
-            <wp:simplePos x="0" y="0"/>
-            <wp:positionH relativeFrom="column">
-              <wp:posOffset>-46990</wp:posOffset>
-            </wp:positionH>
-            <wp:positionV relativeFrom="paragraph">
-              <wp:posOffset>6268720</wp:posOffset>
-            </wp:positionV>
-            <wp:extent cx="2612390" cy="2298700"/>
-            <wp:effectExtent l="0" t="0" r="0" b="0"/>
-            <wp:wrapTight wrapText="bothSides">
-              <wp:wrapPolygon edited="0">
-                <wp:start x="10711" y="358"/>
-                <wp:lineTo x="1733" y="1790"/>
-                <wp:lineTo x="315" y="2148"/>
-                <wp:lineTo x="315" y="21123"/>
-                <wp:lineTo x="21106" y="21123"/>
-                <wp:lineTo x="21421" y="2148"/>
-                <wp:lineTo x="20791" y="1790"/>
-                <wp:lineTo x="17169" y="358"/>
-                <wp:lineTo x="10711" y="358"/>
-              </wp:wrapPolygon>
-            </wp:wrapTight>
-            <wp:docPr id="4" name="Picture 4" descr="C:\Users\Anrish\Documents\GitHub\Gurvinder-s-Final-Year-Project\Documents\Diagrams\Hobbs Dry Cleaners &amp; Laundry - Deployment Diagram.png"/>
-            <wp:cNvGraphicFramePr>
-              <a:graphicFrameLocks xmlns:a="http://schemas.openxmlformats.org/drawingml/2006/main" noChangeAspect="1"/>
-            </wp:cNvGraphicFramePr>
-            <a:graphic xmlns:a="http://schemas.openxmlformats.org/drawingml/2006/main">
-              <a:graphicData uri="http://schemas.openxmlformats.org/drawingml/2006/picture">
-                <pic:pic xmlns:pic="http://schemas.openxmlformats.org/drawingml/2006/picture">
-                  <pic:nvPicPr>
-                    <pic:cNvPr id="0" name="Picture 1" descr="C:\Users\Anrish\Documents\GitHub\Gurvinder-s-Final-Year-Project\Documents\Diagrams\Hobbs Dry Cleaners &amp; Laundry - Deployment Diagram.png"/>
-                    <pic:cNvPicPr>
-                      <a:picLocks noChangeAspect="1" noChangeArrowheads="1"/>
-                    </pic:cNvPicPr>
-                  </pic:nvPicPr>
-                  <pic:blipFill>
-                    <a:blip r:embed="rId25">
-                      <a:extLst>
-                        <a:ext uri="{28A0092B-C50C-407E-A947-70E740481C1C}">
-                          <a14:useLocalDpi xmlns:a14="http://schemas.microsoft.com/office/drawing/2010/main" val="0"/>
-                        </a:ext>
-                      </a:extLst>
-                    </a:blip>
-                    <a:srcRect/>
-                    <a:stretch>
-                      <a:fillRect/>
-                    </a:stretch>
-                  </pic:blipFill>
-                  <pic:spPr bwMode="auto">
-                    <a:xfrm>
-                      <a:off x="0" y="0"/>
-                      <a:ext cx="2612390" cy="2298700"/>
-                    </a:xfrm>
-                    <a:prstGeom prst="rect">
-                      <a:avLst/>
-                    </a:prstGeom>
-                    <a:noFill/>
-                    <a:ln>
-                      <a:noFill/>
-                    </a:ln>
-                  </pic:spPr>
-                </pic:pic>
-              </a:graphicData>
-            </a:graphic>
-            <wp14:sizeRelH relativeFrom="page">
-              <wp14:pctWidth>0</wp14:pctWidth>
-            </wp14:sizeRelH>
-            <wp14:sizeRelV relativeFrom="page">
-              <wp14:pctHeight>0</wp14:pctHeight>
-            </wp14:sizeRelV>
-          </wp:anchor>
-        </w:drawing>
-      </w:r>
-      <w:r>
-        <w:rPr>
-          <w:noProof/>
-          <w:lang w:eastAsia="en-GB"/>
+          <w:lang w:val="en-US"/>
         </w:rPr>
         <mc:AlternateContent>
           <mc:Choice Requires="wpg">
             <w:drawing>
-              <wp:anchor distT="0" distB="0" distL="114300" distR="114300" simplePos="0" relativeHeight="251696127" behindDoc="1" locked="0" layoutInCell="1" allowOverlap="1" wp14:anchorId="28416D2C" wp14:editId="4D66EE13">
+              <wp:anchor distT="0" distB="0" distL="114300" distR="114300" simplePos="0" relativeHeight="251696127" behindDoc="1" locked="0" layoutInCell="1" allowOverlap="1" wp14:anchorId="28416D2C" wp14:editId="3D8B949E">
                 <wp:simplePos x="0" y="0"/>
                 <wp:positionH relativeFrom="column">
                   <wp:posOffset>2927985</wp:posOffset>
                 </wp:positionH>
                 <wp:positionV relativeFrom="paragraph">
-                  <wp:posOffset>3677285</wp:posOffset>
+                  <wp:posOffset>3705225</wp:posOffset>
                 </wp:positionV>
                 <wp:extent cx="3162300" cy="2415540"/>
-                <wp:effectExtent l="0" t="0" r="19050" b="22860"/>
+                <wp:effectExtent l="0" t="0" r="38100" b="22860"/>
                 <wp:wrapTight wrapText="bothSides">
                   <wp:wrapPolygon edited="0">
-                    <wp:start x="390" y="0"/>
+                    <wp:start x="173" y="0"/>
                     <wp:lineTo x="0" y="19079"/>
-                    <wp:lineTo x="0" y="21634"/>
-                    <wp:lineTo x="21600" y="21634"/>
-                    <wp:lineTo x="21600" y="19079"/>
-                    <wp:lineTo x="18347" y="16353"/>
-                    <wp:lineTo x="18607" y="1022"/>
-                    <wp:lineTo x="17566" y="511"/>
-                    <wp:lineTo x="11320" y="0"/>
-                    <wp:lineTo x="390" y="0"/>
+                    <wp:lineTo x="0" y="21577"/>
+                    <wp:lineTo x="21687" y="21577"/>
+                    <wp:lineTo x="21687" y="18852"/>
+                    <wp:lineTo x="18217" y="18170"/>
+                    <wp:lineTo x="18564" y="909"/>
+                    <wp:lineTo x="17696" y="454"/>
+                    <wp:lineTo x="11451" y="0"/>
+                    <wp:lineTo x="173" y="0"/>
                   </wp:wrapPolygon>
                 </wp:wrapTight>
                 <wp:docPr id="17" name="Group 17"/>
@@ -17436,7 +17340,7 @@
                           </pic:cNvPicPr>
                         </pic:nvPicPr>
                         <pic:blipFill rotWithShape="1">
-                          <a:blip r:embed="rId26">
+                          <a:blip r:embed="rId25">
                             <a:extLst>
                               <a:ext uri="{28A0092B-C50C-407E-A947-70E740481C1C}">
                                 <a14:useLocalDpi xmlns:a14="http://schemas.microsoft.com/office/drawing/2010/main" val="0"/>
@@ -17459,7 +17363,7 @@
                             <a:noFill/>
                           </a:ln>
                           <a:extLst>
-                            <a:ext uri="{53640926-AAD7-44D8-BBD7-CCE9431645EC}">
+                            <a:ext uri="{53640926-AAD7-44d8-BBD7-CCE9431645EC}">
                               <a14:shadowObscured xmlns:a14="http://schemas.microsoft.com/office/drawing/2010/main"/>
                             </a:ext>
                           </a:extLst>
@@ -17525,12 +17429,35 @@
           </mc:Choice>
           <mc:Fallback>
             <w:pict>
-              <v:group id="Group 17" o:spid="_x0000_s1035" style="position:absolute;margin-left:230.55pt;margin-top:289.55pt;width:249pt;height:190.2pt;z-index:-251620353;mso-width-relative:margin;mso-height-relative:margin" coordorigin="-587,1828" coordsize="36410,27820" o:gfxdata="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">
-                <v:shape id="Picture 12" o:spid="_x0000_s1036" type="#_x0000_t75" style="position:absolute;top:1828;width:30251;height:25043;visibility:visible;mso-wrap-style:square" o:gfxdata="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">
-                  <v:imagedata r:id="rId27" o:title="Sequence Diagram - Order" croptop="6466f" cropbottom="24787f" cropleft="5927f" cropright="6002f"/>
+              <v:group id="Group 17" o:spid="_x0000_s1035" style="position:absolute;margin-left:230.55pt;margin-top:291.75pt;width:249pt;height:190.2pt;z-index:-251620353;mso-width-relative:margin;mso-height-relative:margin" coordorigin="-58755,182853" coordsize="3641073,2782013" o:gfxdata="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">
+                <v:shapetype id="_x0000_t75" coordsize="21600,21600" o:spt="75" o:preferrelative="t" path="m@4@5l@4@11@9@11@9@5xe" filled="f" stroked="f">
+                  <v:stroke joinstyle="miter"/>
+                  <v:formulas>
+                    <v:f eqn="if lineDrawn pixelLineWidth 0"/>
+                    <v:f eqn="sum @0 1 0"/>
+                    <v:f eqn="sum 0 0 @1"/>
+                    <v:f eqn="prod @2 1 2"/>
+                    <v:f eqn="prod @3 21600 pixelWidth"/>
+                    <v:f eqn="prod @3 21600 pixelHeight"/>
+                    <v:f eqn="sum @0 0 1"/>
+                    <v:f eqn="prod @6 1 2"/>
+                    <v:f eqn="prod @7 21600 pixelWidth"/>
+                    <v:f eqn="sum @8 21600 0"/>
+                    <v:f eqn="prod @7 21600 pixelHeight"/>
+                    <v:f eqn="sum @10 21600 0"/>
+                  </v:formulas>
+                  <v:path o:extrusionok="f" gradientshapeok="t" o:connecttype="rect"/>
+                  <o:lock v:ext="edit" aspectratio="t"/>
+                </v:shapetype>
+                <v:shape id="Picture 12" o:spid="_x0000_s1036" type="#_x0000_t75" alt="C:\Users\Anrish\Desktop\Hobbs Design Requirements\Sequence Diagram - Order.png" style="position:absolute;top:182853;width:3025139;height:2504302;visibility:visible;mso-wrap-style:square" o:gfxdata="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">
+                  <v:imagedata r:id="rId26" o:title="Sequence Diagram - Order.png" croptop="6466f" cropbottom="24787f" cropleft="5927f" cropright="6002f"/>
                   <v:path arrowok="t"/>
                 </v:shape>
-                <v:shape id="_x0000_s1037" type="#_x0000_t202" style="position:absolute;left:-587;top:26365;width:36410;height:3283;visibility:visible;mso-wrap-style:square;v-text-anchor:top" o:gfxdata="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" strokecolor="white [3212]">
+                <v:shapetype id="_x0000_t202" coordsize="21600,21600" o:spt="202" path="m0,0l0,21600,21600,21600,21600,0xe">
+                  <v:stroke joinstyle="miter"/>
+                  <v:path gradientshapeok="t" o:connecttype="rect"/>
+                </v:shapetype>
+                <v:shape id="_x0000_s1037" type="#_x0000_t202" style="position:absolute;left:-58755;top:2636519;width:3641073;height:328347;visibility:visible;mso-wrap-style:square;v-text-anchor:top" o:gfxdata="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" strokecolor="white [3212]">
                   <v:textbox>
                     <w:txbxContent>
                       <w:p>
@@ -17558,12 +17485,199 @@
       <w:r>
         <w:rPr>
           <w:noProof/>
-          <w:lang w:eastAsia="en-GB"/>
+          <w:lang w:val="en-US"/>
+        </w:rPr>
+        <mc:AlternateContent>
+          <mc:Choice Requires="wps">
+            <w:drawing>
+              <wp:anchor distT="0" distB="0" distL="114300" distR="114300" simplePos="0" relativeHeight="251700223" behindDoc="0" locked="0" layoutInCell="1" allowOverlap="1" wp14:anchorId="007CA8F4" wp14:editId="6200DD0C">
+                <wp:simplePos x="0" y="0"/>
+                <wp:positionH relativeFrom="column">
+                  <wp:posOffset>87630</wp:posOffset>
+                </wp:positionH>
+                <wp:positionV relativeFrom="paragraph">
+                  <wp:posOffset>5733415</wp:posOffset>
+                </wp:positionV>
+                <wp:extent cx="2597150" cy="266700"/>
+                <wp:effectExtent l="0" t="0" r="19050" b="38100"/>
+                <wp:wrapSquare wrapText="bothSides"/>
+                <wp:docPr id="10" name="Text Box 2"/>
+                <wp:cNvGraphicFramePr>
+                  <a:graphicFrameLocks xmlns:a="http://schemas.openxmlformats.org/drawingml/2006/main"/>
+                </wp:cNvGraphicFramePr>
+                <a:graphic xmlns:a="http://schemas.openxmlformats.org/drawingml/2006/main">
+                  <a:graphicData uri="http://schemas.microsoft.com/office/word/2010/wordprocessingShape">
+                    <wps:wsp>
+                      <wps:cNvSpPr txBox="1">
+                        <a:spLocks noChangeArrowheads="1"/>
+                      </wps:cNvSpPr>
+                      <wps:spPr bwMode="auto">
+                        <a:xfrm>
+                          <a:off x="0" y="0"/>
+                          <a:ext cx="2597150" cy="266700"/>
+                        </a:xfrm>
+                        <a:prstGeom prst="rect">
+                          <a:avLst/>
+                        </a:prstGeom>
+                        <a:solidFill>
+                          <a:srgbClr val="FFFFFF"/>
+                        </a:solidFill>
+                        <a:ln w="9525">
+                          <a:solidFill>
+                            <a:schemeClr val="bg1"/>
+                          </a:solidFill>
+                          <a:miter lim="800000"/>
+                          <a:headEnd/>
+                          <a:tailEnd/>
+                        </a:ln>
+                      </wps:spPr>
+                      <wps:txbx>
+                        <w:txbxContent>
+                          <w:p>
+                            <w:pPr>
+                              <w:rPr>
+                                <w:b/>
+                              </w:rPr>
+                            </w:pPr>
+                            <w:r>
+                              <w:rPr>
+                                <w:b/>
+                              </w:rPr>
+                              <w:t>Figure 5.3.5.1: Deployment Diagram</w:t>
+                            </w:r>
+                          </w:p>
+                        </w:txbxContent>
+                      </wps:txbx>
+                      <wps:bodyPr rot="0" vert="horz" wrap="square" lIns="91440" tIns="45720" rIns="91440" bIns="45720" anchor="t" anchorCtr="0">
+                        <a:noAutofit/>
+                      </wps:bodyPr>
+                    </wps:wsp>
+                  </a:graphicData>
+                </a:graphic>
+                <wp14:sizeRelH relativeFrom="margin">
+                  <wp14:pctWidth>0</wp14:pctWidth>
+                </wp14:sizeRelH>
+                <wp14:sizeRelV relativeFrom="margin">
+                  <wp14:pctHeight>0</wp14:pctHeight>
+                </wp14:sizeRelV>
+              </wp:anchor>
+            </w:drawing>
+          </mc:Choice>
+          <mc:Fallback>
+            <w:pict>
+              <v:shape id="Text Box 2" o:spid="_x0000_s1038" type="#_x0000_t202" style="position:absolute;margin-left:6.9pt;margin-top:451.45pt;width:204.5pt;height:21pt;z-index:251700223;visibility:visible;mso-wrap-style:square;mso-width-percent:0;mso-height-percent:0;mso-wrap-distance-left:9pt;mso-wrap-distance-top:0;mso-wrap-distance-right:9pt;mso-wrap-distance-bottom:0;mso-position-horizontal:absolute;mso-position-horizontal-relative:text;mso-position-vertical:absolute;mso-position-vertical-relative:text;mso-width-percent:0;mso-height-percent:0;mso-width-relative:margin;mso-height-relative:margin;v-text-anchor:top" o:gfxdata="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" strokecolor="white [3212]">
+                <v:textbox>
+                  <w:txbxContent>
+                    <w:p>
+                      <w:pPr>
+                        <w:rPr>
+                          <w:b/>
+                        </w:rPr>
+                      </w:pPr>
+                      <w:r>
+                        <w:rPr>
+                          <w:b/>
+                        </w:rPr>
+                        <w:t>Figure 5.3.5.1: Deployment Diagram</w:t>
+                      </w:r>
+                    </w:p>
+                  </w:txbxContent>
+                </v:textbox>
+                <w10:wrap type="square"/>
+              </v:shape>
+            </w:pict>
+          </mc:Fallback>
+        </mc:AlternateContent>
+      </w:r>
+      <w:r>
+        <w:rPr>
+          <w:noProof/>
+          <w:lang w:val="en-US"/>
+        </w:rPr>
+        <w:drawing>
+          <wp:anchor distT="0" distB="0" distL="114300" distR="114300" simplePos="0" relativeHeight="251702271" behindDoc="1" locked="0" layoutInCell="1" allowOverlap="1" wp14:anchorId="04CCA59B" wp14:editId="4FCC7192">
+            <wp:simplePos x="0" y="0"/>
+            <wp:positionH relativeFrom="column">
+              <wp:posOffset>0</wp:posOffset>
+            </wp:positionH>
+            <wp:positionV relativeFrom="paragraph">
+              <wp:posOffset>3720465</wp:posOffset>
+            </wp:positionV>
+            <wp:extent cx="2612390" cy="2298700"/>
+            <wp:effectExtent l="0" t="0" r="3810" b="0"/>
+            <wp:wrapTight wrapText="bothSides">
+              <wp:wrapPolygon edited="0">
+                <wp:start x="10711" y="239"/>
+                <wp:lineTo x="1470" y="1909"/>
+                <wp:lineTo x="210" y="2387"/>
+                <wp:lineTo x="420" y="21242"/>
+                <wp:lineTo x="21001" y="21242"/>
+                <wp:lineTo x="21421" y="2387"/>
+                <wp:lineTo x="20581" y="1671"/>
+                <wp:lineTo x="17221" y="239"/>
+                <wp:lineTo x="10711" y="239"/>
+              </wp:wrapPolygon>
+            </wp:wrapTight>
+            <wp:docPr id="4" name="Picture 4" descr="C:\Users\Anrish\Documents\GitHub\Gurvinder-s-Final-Year-Project\Documents\Diagrams\Hobbs Dry Cleaners &amp; Laundry - Deployment Diagram.png"/>
+            <wp:cNvGraphicFramePr>
+              <a:graphicFrameLocks xmlns:a="http://schemas.openxmlformats.org/drawingml/2006/main" noChangeAspect="1"/>
+            </wp:cNvGraphicFramePr>
+            <a:graphic xmlns:a="http://schemas.openxmlformats.org/drawingml/2006/main">
+              <a:graphicData uri="http://schemas.openxmlformats.org/drawingml/2006/picture">
+                <pic:pic xmlns:pic="http://schemas.openxmlformats.org/drawingml/2006/picture">
+                  <pic:nvPicPr>
+                    <pic:cNvPr id="0" name="Picture 1" descr="C:\Users\Anrish\Documents\GitHub\Gurvinder-s-Final-Year-Project\Documents\Diagrams\Hobbs Dry Cleaners &amp; Laundry - Deployment Diagram.png"/>
+                    <pic:cNvPicPr>
+                      <a:picLocks noChangeAspect="1" noChangeArrowheads="1"/>
+                    </pic:cNvPicPr>
+                  </pic:nvPicPr>
+                  <pic:blipFill>
+                    <a:blip r:embed="rId27">
+                      <a:extLst>
+                        <a:ext uri="{28A0092B-C50C-407E-A947-70E740481C1C}">
+                          <a14:useLocalDpi xmlns:a14="http://schemas.microsoft.com/office/drawing/2010/main" val="0"/>
+                        </a:ext>
+                      </a:extLst>
+                    </a:blip>
+                    <a:srcRect/>
+                    <a:stretch>
+                      <a:fillRect/>
+                    </a:stretch>
+                  </pic:blipFill>
+                  <pic:spPr bwMode="auto">
+                    <a:xfrm>
+                      <a:off x="0" y="0"/>
+                      <a:ext cx="2612390" cy="2298700"/>
+                    </a:xfrm>
+                    <a:prstGeom prst="rect">
+                      <a:avLst/>
+                    </a:prstGeom>
+                    <a:noFill/>
+                    <a:ln>
+                      <a:noFill/>
+                    </a:ln>
+                  </pic:spPr>
+                </pic:pic>
+              </a:graphicData>
+            </a:graphic>
+            <wp14:sizeRelH relativeFrom="page">
+              <wp14:pctWidth>0</wp14:pctWidth>
+            </wp14:sizeRelH>
+            <wp14:sizeRelV relativeFrom="page">
+              <wp14:pctHeight>0</wp14:pctHeight>
+            </wp14:sizeRelV>
+          </wp:anchor>
+        </w:drawing>
+      </w:r>
+      <w:r>
+        <w:rPr>
+          <w:noProof/>
+          <w:lang w:val="en-US"/>
         </w:rPr>
         <mc:AlternateContent>
           <mc:Choice Requires="wpg">
             <w:drawing>
-              <wp:anchor distT="0" distB="0" distL="114300" distR="114300" simplePos="0" relativeHeight="251694079" behindDoc="0" locked="0" layoutInCell="1" allowOverlap="1" wp14:anchorId="3C8C311F" wp14:editId="5752DA04">
+              <wp:anchor distT="0" distB="0" distL="114300" distR="114300" simplePos="0" relativeHeight="251694079" behindDoc="0" locked="0" layoutInCell="1" allowOverlap="1" wp14:anchorId="3C8C311F" wp14:editId="10B67462">
                 <wp:simplePos x="0" y="0"/>
                 <wp:positionH relativeFrom="column">
                   <wp:posOffset>-43815</wp:posOffset>
@@ -17631,7 +17745,7 @@
                             <a:noFill/>
                           </a:ln>
                           <a:extLst>
-                            <a:ext uri="{53640926-AAD7-44D8-BBD7-CCE9431645EC}">
+                            <a:ext uri="{53640926-AAD7-44d8-BBD7-CCE9431645EC}">
                               <a14:shadowObscured xmlns:a14="http://schemas.microsoft.com/office/drawing/2010/main"/>
                             </a:ext>
                           </a:extLst>
@@ -17697,12 +17811,12 @@
           </mc:Choice>
           <mc:Fallback>
             <w:pict>
-              <v:group id="Group 15" o:spid="_x0000_s1038" style="position:absolute;margin-left:-3.45pt;margin-top:1.55pt;width:249.2pt;height:163.25pt;z-index:251694079;mso-width-relative:margin;mso-height-relative:margin" coordorigin=",-190" coordsize="32450,21240" o:gfxdata="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">
-                <v:shape id="Picture 11" o:spid="_x0000_s1039" type="#_x0000_t75" style="position:absolute;top:-190;width:32004;height:18478;visibility:visible;mso-wrap-style:square" o:gfxdata="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">
-                  <v:imagedata r:id="rId29" o:title="Sequence Diagram - Log In" croptop="4712f" cropbottom="34160f" cropleft="3049f" cropright="2897f"/>
+              <v:group id="Group 15" o:spid="_x0000_s1039" style="position:absolute;margin-left:-3.4pt;margin-top:1.55pt;width:249.2pt;height:163.25pt;z-index:251694079;mso-width-relative:margin;mso-height-relative:margin" coordorigin=",-19050" coordsize="3245044,2124035" o:gfxdata="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">
+                <v:shape id="Picture 11" o:spid="_x0000_s1040" type="#_x0000_t75" alt="C:\Users\Anrish\Desktop\Hobbs Design Requirements\Sequence Diagram - Log In.png" style="position:absolute;top:-19050;width:3200400;height:1847850;visibility:visible;mso-wrap-style:square" o:gfxdata="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">
+                  <v:imagedata r:id="rId29" o:title="Sequence Diagram - Log In.png" croptop="4712f" cropbottom="34160f" cropleft="3049f" cropright="2897f"/>
                   <v:path arrowok="t"/>
                 </v:shape>
-                <v:shape id="_x0000_s1040" type="#_x0000_t202" style="position:absolute;left:1412;top:18192;width:31038;height:2857;visibility:visible;mso-wrap-style:square;v-text-anchor:top" o:gfxdata="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" strokecolor="white [3212]">
+                <v:shape id="_x0000_s1041" type="#_x0000_t202" style="position:absolute;left:141287;top:1819235;width:3103757;height:285750;visibility:visible;mso-wrap-style:square;v-text-anchor:top" o:gfxdata="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" strokecolor="white [3212]">
                   <v:textbox>
                     <w:txbxContent>
                       <w:p>
@@ -17791,7 +17905,11 @@
         <w:t xml:space="preserve"> </w:t>
       </w:r>
       <w:r>
-        <w:t xml:space="preserve">The sequence diagram was shown to the client with clear explanations to ensure the designs were correct and consistent to the system’s requirements. </w:t>
+        <w:t xml:space="preserve">The sequence diagram was shown to the client with clear explanations </w:t>
+      </w:r>
+      <w:r>
+        <w:lastRenderedPageBreak/>
+        <w:t xml:space="preserve">to ensure the designs were correct and consistent to the system’s requirements. </w:t>
       </w:r>
       <w:r>
         <w:t xml:space="preserve"> </w:t>
@@ -17831,114 +17949,13 @@
     </w:p>
     <w:p>
       <w:r>
-        <w:rPr>
-          <w:noProof/>
-          <w:lang w:eastAsia="en-GB"/>
-        </w:rPr>
-        <mc:AlternateContent>
-          <mc:Choice Requires="wps">
-            <w:drawing>
-              <wp:anchor distT="0" distB="0" distL="114300" distR="114300" simplePos="0" relativeHeight="251700223" behindDoc="0" locked="0" layoutInCell="1" allowOverlap="1" wp14:anchorId="007CA8F4" wp14:editId="2D2C4D6C">
-                <wp:simplePos x="0" y="0"/>
-                <wp:positionH relativeFrom="column">
-                  <wp:posOffset>-2609850</wp:posOffset>
-                </wp:positionH>
-                <wp:positionV relativeFrom="paragraph">
-                  <wp:posOffset>1656715</wp:posOffset>
-                </wp:positionV>
-                <wp:extent cx="2597150" cy="266700"/>
-                <wp:effectExtent l="0" t="0" r="12700" b="19050"/>
-                <wp:wrapSquare wrapText="bothSides"/>
-                <wp:docPr id="10" name="Text Box 2"/>
-                <wp:cNvGraphicFramePr>
-                  <a:graphicFrameLocks xmlns:a="http://schemas.openxmlformats.org/drawingml/2006/main"/>
-                </wp:cNvGraphicFramePr>
-                <a:graphic xmlns:a="http://schemas.openxmlformats.org/drawingml/2006/main">
-                  <a:graphicData uri="http://schemas.microsoft.com/office/word/2010/wordprocessingShape">
-                    <wps:wsp>
-                      <wps:cNvSpPr txBox="1">
-                        <a:spLocks noChangeArrowheads="1"/>
-                      </wps:cNvSpPr>
-                      <wps:spPr bwMode="auto">
-                        <a:xfrm>
-                          <a:off x="0" y="0"/>
-                          <a:ext cx="2597150" cy="266700"/>
-                        </a:xfrm>
-                        <a:prstGeom prst="rect">
-                          <a:avLst/>
-                        </a:prstGeom>
-                        <a:solidFill>
-                          <a:srgbClr val="FFFFFF"/>
-                        </a:solidFill>
-                        <a:ln w="9525">
-                          <a:solidFill>
-                            <a:schemeClr val="bg1"/>
-                          </a:solidFill>
-                          <a:miter lim="800000"/>
-                          <a:headEnd/>
-                          <a:tailEnd/>
-                        </a:ln>
-                      </wps:spPr>
-                      <wps:txbx>
-                        <w:txbxContent>
-                          <w:p>
-                            <w:pPr>
-                              <w:rPr>
-                                <w:b/>
-                              </w:rPr>
-                            </w:pPr>
-                            <w:r>
-                              <w:rPr>
-                                <w:b/>
-                              </w:rPr>
-                              <w:t>Figure 5.3.5.1: Deployment Diagram</w:t>
-                            </w:r>
-                          </w:p>
-                        </w:txbxContent>
-                      </wps:txbx>
-                      <wps:bodyPr rot="0" vert="horz" wrap="square" lIns="91440" tIns="45720" rIns="91440" bIns="45720" anchor="t" anchorCtr="0">
-                        <a:noAutofit/>
-                      </wps:bodyPr>
-                    </wps:wsp>
-                  </a:graphicData>
-                </a:graphic>
-                <wp14:sizeRelH relativeFrom="margin">
-                  <wp14:pctWidth>0</wp14:pctWidth>
-                </wp14:sizeRelH>
-                <wp14:sizeRelV relativeFrom="margin">
-                  <wp14:pctHeight>0</wp14:pctHeight>
-                </wp14:sizeRelV>
-              </wp:anchor>
-            </w:drawing>
-          </mc:Choice>
-          <mc:Fallback>
-            <w:pict>
-              <v:shape id="Text Box 2" o:spid="_x0000_s1041" type="#_x0000_t202" style="position:absolute;margin-left:-205.5pt;margin-top:130.45pt;width:204.5pt;height:21pt;z-index:251700223;visibility:visible;mso-wrap-style:square;mso-width-percent:0;mso-height-percent:0;mso-wrap-distance-left:9pt;mso-wrap-distance-top:0;mso-wrap-distance-right:9pt;mso-wrap-distance-bottom:0;mso-position-horizontal:absolute;mso-position-horizontal-relative:text;mso-position-vertical:absolute;mso-position-vertical-relative:text;mso-width-percent:0;mso-height-percent:0;mso-width-relative:margin;mso-height-relative:margin;v-text-anchor:top" o:gfxdata="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" strokecolor="white [3212]">
-                <v:textbox>
-                  <w:txbxContent>
-                    <w:p>
-                      <w:pPr>
-                        <w:rPr>
-                          <w:b/>
-                        </w:rPr>
-                      </w:pPr>
-                      <w:r>
-                        <w:rPr>
-                          <w:b/>
-                        </w:rPr>
-                        <w:t>Figure 5.3.5.1: Deployment Diagram</w:t>
-                      </w:r>
-                    </w:p>
-                  </w:txbxContent>
-                </v:textbox>
-                <w10:wrap type="square"/>
-              </v:shape>
-            </w:pict>
-          </mc:Fallback>
-        </mc:AlternateContent>
-      </w:r>
-      <w:r>
-        <w:t xml:space="preserve">The author generated a deployment </w:t>
+        <w:t xml:space="preserve">The author </w:t>
+      </w:r>
+      <w:r>
+        <w:t>designed</w:t>
+      </w:r>
+      <w:r>
+        <w:t xml:space="preserve"> a deployment </w:t>
       </w:r>
       <w:r>
         <w:t>diagram;</w:t>
@@ -17950,16 +17967,7 @@
         <w:t xml:space="preserve">. Figure 5.3.5.1 </w:t>
       </w:r>
       <w:r>
-        <w:t xml:space="preserve">Deployment diagram </w:t>
-      </w:r>
-      <w:bookmarkStart w:id="69" w:name="_GoBack"/>
-      <w:bookmarkEnd w:id="69"/>
-      <w:r>
-        <w:t xml:space="preserve">clearly shows the client uses a browser to access the Hobbs website on the cloud. The website consists of three elements; JSPs and </w:t>
-      </w:r>
-      <w:r>
-        <w:lastRenderedPageBreak/>
-        <w:t xml:space="preserve">servlets, Apache Tomcat </w:t>
+        <w:t xml:space="preserve">Deployment diagram clearly shows the client uses a browser to access the Hobbs website on the cloud. The website consists of three elements; JSPs and servlets, Apache Tomcat </w:t>
       </w:r>
       <w:r>
         <w:t xml:space="preserve">and MySQL server, JSP and servlets are hosted on the Tomcat server. JSP and servlets are hosted on Tomcat server and access MySQL database for data. PayPal is also another entity which is hosted on the cloud and is connected through JSPs </w:t>
@@ -17974,6 +17982,23 @@
       </w:pPr>
       <w:r>
         <w:t>Entity relationship diagram</w:t>
+      </w:r>
+    </w:p>
+    <w:p>
+      <w:r>
+        <w:t xml:space="preserve">As you can see in </w:t>
+      </w:r>
+      <w:r>
+        <w:t xml:space="preserve">Figure 5.3.6.1 the entity </w:t>
+      </w:r>
+      <w:r>
+        <w:t>relationship diagram illustrates</w:t>
+      </w:r>
+      <w:r>
+        <w:t xml:space="preserve"> the tables within the database and their relationships between one another.</w:t>
+      </w:r>
+      <w:r>
+        <w:t xml:space="preserve"> It clearly depicts all the fields and field types within each table. It also shows the cardinality between the tables. For example a customer can have many orders, but a specific order would only belong to one customer.</w:t>
       </w:r>
     </w:p>
     <w:p>
@@ -17985,21 +18010,21 @@
       <w:r>
         <w:rPr>
           <w:noProof/>
-          <w:lang w:eastAsia="en-GB"/>
+          <w:lang w:val="en-US"/>
         </w:rPr>
         <mc:AlternateContent>
           <mc:Choice Requires="wps">
             <w:drawing>
-              <wp:anchor distT="0" distB="0" distL="114300" distR="114300" simplePos="0" relativeHeight="251698175" behindDoc="0" locked="0" layoutInCell="1" allowOverlap="1" wp14:anchorId="57C5114B" wp14:editId="608562CE">
+              <wp:anchor distT="0" distB="0" distL="114300" distR="114300" simplePos="0" relativeHeight="251698175" behindDoc="0" locked="0" layoutInCell="1" allowOverlap="1" wp14:anchorId="57C5114B" wp14:editId="4E8CBF26">
                 <wp:simplePos x="0" y="0"/>
                 <wp:positionH relativeFrom="column">
-                  <wp:posOffset>87086</wp:posOffset>
+                  <wp:posOffset>114300</wp:posOffset>
                 </wp:positionH>
                 <wp:positionV relativeFrom="paragraph">
-                  <wp:posOffset>2958011</wp:posOffset>
+                  <wp:posOffset>3390265</wp:posOffset>
                 </wp:positionV>
                 <wp:extent cx="2547257" cy="274320"/>
-                <wp:effectExtent l="0" t="0" r="24765" b="11430"/>
+                <wp:effectExtent l="0" t="0" r="18415" b="30480"/>
                 <wp:wrapNone/>
                 <wp:docPr id="18" name="Text Box 2"/>
                 <wp:cNvGraphicFramePr>
@@ -18065,7 +18090,7 @@
           </mc:Choice>
           <mc:Fallback>
             <w:pict>
-              <v:shape id="_x0000_s1042" type="#_x0000_t202" style="position:absolute;margin-left:6.85pt;margin-top:232.9pt;width:200.55pt;height:21.6pt;z-index:251698175;visibility:visible;mso-wrap-style:square;mso-width-percent:0;mso-height-percent:0;mso-wrap-distance-left:9pt;mso-wrap-distance-top:0;mso-wrap-distance-right:9pt;mso-wrap-distance-bottom:0;mso-position-horizontal:absolute;mso-position-horizontal-relative:text;mso-position-vertical:absolute;mso-position-vertical-relative:text;mso-width-percent:0;mso-height-percent:0;mso-width-relative:margin;mso-height-relative:margin;v-text-anchor:top" o:gfxdata="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" strokecolor="white [3212]">
+              <v:shape id="_x0000_s1042" type="#_x0000_t202" style="position:absolute;margin-left:9pt;margin-top:266.95pt;width:200.55pt;height:21.6pt;z-index:251698175;visibility:visible;mso-wrap-style:square;mso-width-percent:0;mso-height-percent:0;mso-wrap-distance-left:9pt;mso-wrap-distance-top:0;mso-wrap-distance-right:9pt;mso-wrap-distance-bottom:0;mso-position-horizontal:absolute;mso-position-horizontal-relative:text;mso-position-vertical:absolute;mso-position-vertical-relative:text;mso-width-percent:0;mso-height-percent:0;mso-width-relative:margin;mso-height-relative:margin;v-text-anchor:top" o:gfxdata="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" strokecolor="white [3212]">
                 <v:textbox>
                   <w:txbxContent>
                     <w:p>
@@ -18091,13 +18116,13 @@
       <w:r>
         <w:rPr>
           <w:noProof/>
-          <w:lang w:eastAsia="en-GB"/>
+          <w:lang w:val="en-US"/>
         </w:rPr>
         <w:drawing>
-          <wp:inline distT="0" distB="0" distL="0" distR="0" wp14:anchorId="26193967" wp14:editId="7DC0B298">
-            <wp:extent cx="2938097" cy="3055620"/>
+          <wp:inline distT="0" distB="0" distL="0" distR="0" wp14:anchorId="008906D8" wp14:editId="57BB081B">
+            <wp:extent cx="3200400" cy="3441886"/>
             <wp:effectExtent l="0" t="0" r="0" b="0"/>
-            <wp:docPr id="13" name="Picture 13" descr="C:\Users\Anrish\Documents\GitHub\Gurvinder-s-Final-Year-Project\Documents\Diagrams\ER diagram 2 - hobbs.png"/>
+            <wp:docPr id="5" name="Picture 5" descr="Macintosh HD:Users:Mohnish:Desktop:Gurvinder's Final Year Project:Gurvinder's Final Year Project:Documents:Diagrams:ER diagram 2 - hobbs.png"/>
             <wp:cNvGraphicFramePr>
               <a:graphicFrameLocks xmlns:a="http://schemas.openxmlformats.org/drawingml/2006/main" noChangeAspect="1"/>
             </wp:cNvGraphicFramePr>
@@ -18105,7 +18130,7 @@
               <a:graphicData uri="http://schemas.openxmlformats.org/drawingml/2006/picture">
                 <pic:pic xmlns:pic="http://schemas.openxmlformats.org/drawingml/2006/picture">
                   <pic:nvPicPr>
-                    <pic:cNvPr id="0" name="Picture 4" descr="C:\Users\Anrish\Documents\GitHub\Gurvinder-s-Final-Year-Project\Documents\Diagrams\ER diagram 2 - hobbs.png"/>
+                    <pic:cNvPr id="0" name="Picture 1" descr="Macintosh HD:Users:Mohnish:Desktop:Gurvinder's Final Year Project:Gurvinder's Final Year Project:Documents:Diagrams:ER diagram 2 - hobbs.png"/>
                     <pic:cNvPicPr>
                       <a:picLocks noChangeAspect="1" noChangeArrowheads="1"/>
                     </pic:cNvPicPr>
@@ -18126,7 +18151,7 @@
                   <pic:spPr bwMode="auto">
                     <a:xfrm>
                       <a:off x="0" y="0"/>
-                      <a:ext cx="2939048" cy="3056610"/>
+                      <a:ext cx="3201065" cy="3442601"/>
                     </a:xfrm>
                     <a:prstGeom prst="rect">
                       <a:avLst/>
@@ -18151,34 +18176,62 @@
       <w:pPr>
         <w:pStyle w:val="Heading2"/>
       </w:pPr>
-      <w:bookmarkStart w:id="70" w:name="_Toc387605650"/>
+      <w:bookmarkStart w:id="69" w:name="_Toc387605650"/>
       <w:r>
         <w:t>Implementation phase</w:t>
       </w:r>
-      <w:bookmarkEnd w:id="70"/>
+      <w:bookmarkEnd w:id="69"/>
     </w:p>
     <w:p>
       <w:pPr>
         <w:pStyle w:val="Heading3"/>
-      </w:pPr>
-      <w:bookmarkStart w:id="71" w:name="_Toc387605646"/>
-      <w:r>
         <w:rPr>
           <w:rStyle w:val="SubtleEmphasis"/>
           <w:i w:val="0"/>
           <w:iCs w:val="0"/>
         </w:rPr>
-        <w:t>System development</w:t>
-      </w:r>
-      <w:bookmarkEnd w:id="71"/>
+      </w:pPr>
+      <w:bookmarkStart w:id="70" w:name="_Toc387605646"/>
       <w:r>
         <w:rPr>
           <w:rStyle w:val="SubtleEmphasis"/>
           <w:i w:val="0"/>
           <w:iCs w:val="0"/>
         </w:rPr>
+        <w:lastRenderedPageBreak/>
+        <w:t>System development</w:t>
+      </w:r>
+      <w:bookmarkEnd w:id="70"/>
+      <w:r>
+        <w:rPr>
+          <w:rStyle w:val="SubtleEmphasis"/>
+          <w:i w:val="0"/>
+          <w:iCs w:val="0"/>
+        </w:rPr>
         <w:t xml:space="preserve"> </w:t>
       </w:r>
+    </w:p>
+    <w:p>
+      <w:r>
+        <w:t xml:space="preserve">This was the first time the author was indulging in technologies such as JSPs and Servlets and Apache Tomcat. It was a huge learning curve as the author combined JSPs and Servlets with </w:t>
+      </w:r>
+      <w:r>
+        <w:t xml:space="preserve">HTML and CSS running </w:t>
+      </w:r>
+      <w:r>
+        <w:t>on</w:t>
+      </w:r>
+      <w:r>
+        <w:t xml:space="preserve"> </w:t>
+      </w:r>
+      <w:r>
+        <w:t>Apache</w:t>
+      </w:r>
+      <w:r>
+        <w:t xml:space="preserve"> Tomcat and MySQL servers.</w:t>
+      </w:r>
+      <w:bookmarkStart w:id="71" w:name="_GoBack"/>
+      <w:bookmarkEnd w:id="71"/>
     </w:p>
     <w:p>
       <w:pPr>
@@ -18262,19 +18315,10 @@
     </w:p>
     <w:p>
       <w:r>
-        <w:lastRenderedPageBreak/>
         <w:t>This holds throughout the document.</w:t>
       </w:r>
       <w:r>
-        <w:t xml:space="preserve"> The author ran tests after each change by running the system on the Apache Tomcat Server to ensure the change made was intentional and expected, in addition to testing </w:t>
-      </w:r>
-      <w:proofErr w:type="gramStart"/>
-      <w:r>
-        <w:t>after each iteration</w:t>
-      </w:r>
-      <w:proofErr w:type="gramEnd"/>
-      <w:r>
-        <w:t>, this type of testing took place continuously throughout the project. Testing was done after each iteration cycle to see how the iteration cycle works with the other iterations.</w:t>
+        <w:t xml:space="preserve"> The author ran tests after each change by running the system on the Apache Tomcat Server to ensure the change made was intentional and expected, in addition to testing after each iteration, this type of testing took place continuously throughout the project. Testing was done after each iteration cycle to see how the iteration cycle works with the other iterations.</w:t>
       </w:r>
     </w:p>
     <w:p>
@@ -18372,6 +18416,7 @@
         </w:rPr>
       </w:pPr>
       <w:r>
+        <w:lastRenderedPageBreak/>
         <w:t xml:space="preserve"> </w:t>
       </w:r>
       <w:proofErr w:type="gramStart"/>
@@ -18428,21 +18473,7 @@
         <w:rPr>
           <w:highlight w:val="yellow"/>
         </w:rPr>
-        <w:t xml:space="preserve"> </w:t>
-      </w:r>
-      <w:proofErr w:type="spellStart"/>
-      <w:r>
-        <w:rPr>
-          <w:highlight w:val="yellow"/>
-        </w:rPr>
-        <w:t>can not</w:t>
-      </w:r>
-      <w:proofErr w:type="spellEnd"/>
-      <w:r>
-        <w:rPr>
-          <w:highlight w:val="yellow"/>
-        </w:rPr>
-        <w:t xml:space="preserve"> also change price information</w:t>
+        <w:t xml:space="preserve"> can not also change price information</w:t>
       </w:r>
     </w:p>
     <w:p>
@@ -18578,7 +18609,6 @@
         <w:rPr>
           <w:highlight w:val="yellow"/>
         </w:rPr>
-        <w:lastRenderedPageBreak/>
         <w:t xml:space="preserve">Admin can edit </w:t>
       </w:r>
       <w:proofErr w:type="spellStart"/>
@@ -18868,7 +18898,15 @@
                 <w:szCs w:val="24"/>
                 <w:highlight w:val="yellow"/>
               </w:rPr>
-              <w:t>This consists of all the requirements set from the client via regular meetings and emails sent within the project. These documents are assigned/ signed to ensure they were asked to be delivered and are met by the author.</w:t>
+              <w:t xml:space="preserve">This consists of all the requirements set from the client via regular meetings and emails sent within the project. These documents are assigned/ signed to ensure they were asked to be delivered and are </w:t>
+            </w:r>
+            <w:r>
+              <w:rPr>
+                <w:szCs w:val="24"/>
+                <w:highlight w:val="yellow"/>
+              </w:rPr>
+              <w:lastRenderedPageBreak/>
+              <w:t>met by the author.</w:t>
             </w:r>
           </w:p>
         </w:tc>
@@ -18892,6 +18930,7 @@
                 <w:szCs w:val="24"/>
                 <w:highlight w:val="yellow"/>
               </w:rPr>
+              <w:lastRenderedPageBreak/>
               <w:t xml:space="preserve">Purpose: </w:t>
             </w:r>
           </w:p>
@@ -19063,7 +19102,7 @@
 </file>
 
 <file path=word/endnotes.xml><?xml version="1.0" encoding="utf-8"?>
-<w:endnotes xmlns:wpc="http://schemas.microsoft.com/office/word/2010/wordprocessingCanvas" xmlns:mc="http://schemas.openxmlformats.org/markup-compatibility/2006" xmlns:o="urn:schemas-microsoft-com:office:office" xmlns:r="http://schemas.openxmlformats.org/officeDocument/2006/relationships" xmlns:m="http://schemas.openxmlformats.org/officeDocument/2006/math" xmlns:v="urn:schemas-microsoft-com:vml" xmlns:wp14="http://schemas.microsoft.com/office/word/2010/wordprocessingDrawing" xmlns:wp="http://schemas.openxmlformats.org/drawingml/2006/wordprocessingDrawing" xmlns:w10="urn:schemas-microsoft-com:office:word" xmlns:w="http://schemas.openxmlformats.org/wordprocessingml/2006/main" xmlns:w14="http://schemas.microsoft.com/office/word/2010/wordml" xmlns:wpg="http://schemas.microsoft.com/office/word/2010/wordprocessingGroup" xmlns:wpi="http://schemas.microsoft.com/office/word/2010/wordprocessingInk" xmlns:wne="http://schemas.microsoft.com/office/word/2006/wordml" xmlns:wps="http://schemas.microsoft.com/office/word/2010/wordprocessingShape" mc:Ignorable="w14 wp14">
+<w:endnotes xmlns:wpc="http://schemas.microsoft.com/office/word/2010/wordprocessingCanvas" xmlns:mo="http://schemas.microsoft.com/office/mac/office/2008/main" xmlns:mc="http://schemas.openxmlformats.org/markup-compatibility/2006" xmlns:mv="urn:schemas-microsoft-com:mac:vml" xmlns:o="urn:schemas-microsoft-com:office:office" xmlns:r="http://schemas.openxmlformats.org/officeDocument/2006/relationships" xmlns:m="http://schemas.openxmlformats.org/officeDocument/2006/math" xmlns:v="urn:schemas-microsoft-com:vml" xmlns:wp14="http://schemas.microsoft.com/office/word/2010/wordprocessingDrawing" xmlns:wp="http://schemas.openxmlformats.org/drawingml/2006/wordprocessingDrawing" xmlns:w10="urn:schemas-microsoft-com:office:word" xmlns:w="http://schemas.openxmlformats.org/wordprocessingml/2006/main" xmlns:w14="http://schemas.microsoft.com/office/word/2010/wordml" xmlns:wpg="http://schemas.microsoft.com/office/word/2010/wordprocessingGroup" xmlns:wpi="http://schemas.microsoft.com/office/word/2010/wordprocessingInk" xmlns:wne="http://schemas.microsoft.com/office/word/2006/wordml" xmlns:wps="http://schemas.microsoft.com/office/word/2010/wordprocessingShape" mc:Ignorable="w14 wp14">
   <w:endnote w:type="separator" w:id="-1">
     <w:p>
       <w:pPr>
@@ -19088,7 +19127,7 @@
 </file>
 
 <file path=word/footer1.xml><?xml version="1.0" encoding="utf-8"?>
-<w:ftr xmlns:wpc="http://schemas.microsoft.com/office/word/2010/wordprocessingCanvas" xmlns:mc="http://schemas.openxmlformats.org/markup-compatibility/2006" xmlns:o="urn:schemas-microsoft-com:office:office" xmlns:r="http://schemas.openxmlformats.org/officeDocument/2006/relationships" xmlns:m="http://schemas.openxmlformats.org/officeDocument/2006/math" xmlns:v="urn:schemas-microsoft-com:vml" xmlns:wp14="http://schemas.microsoft.com/office/word/2010/wordprocessingDrawing" xmlns:wp="http://schemas.openxmlformats.org/drawingml/2006/wordprocessingDrawing" xmlns:w10="urn:schemas-microsoft-com:office:word" xmlns:w="http://schemas.openxmlformats.org/wordprocessingml/2006/main" xmlns:w14="http://schemas.microsoft.com/office/word/2010/wordml" xmlns:wpg="http://schemas.microsoft.com/office/word/2010/wordprocessingGroup" xmlns:wpi="http://schemas.microsoft.com/office/word/2010/wordprocessingInk" xmlns:wne="http://schemas.microsoft.com/office/word/2006/wordml" xmlns:wps="http://schemas.microsoft.com/office/word/2010/wordprocessingShape" mc:Ignorable="w14 wp14">
+<w:ftr xmlns:wpc="http://schemas.microsoft.com/office/word/2010/wordprocessingCanvas" xmlns:mo="http://schemas.microsoft.com/office/mac/office/2008/main" xmlns:mc="http://schemas.openxmlformats.org/markup-compatibility/2006" xmlns:mv="urn:schemas-microsoft-com:mac:vml" xmlns:o="urn:schemas-microsoft-com:office:office" xmlns:r="http://schemas.openxmlformats.org/officeDocument/2006/relationships" xmlns:m="http://schemas.openxmlformats.org/officeDocument/2006/math" xmlns:v="urn:schemas-microsoft-com:vml" xmlns:wp14="http://schemas.microsoft.com/office/word/2010/wordprocessingDrawing" xmlns:wp="http://schemas.openxmlformats.org/drawingml/2006/wordprocessingDrawing" xmlns:w10="urn:schemas-microsoft-com:office:word" xmlns:w="http://schemas.openxmlformats.org/wordprocessingml/2006/main" xmlns:w14="http://schemas.microsoft.com/office/word/2010/wordml" xmlns:wpg="http://schemas.microsoft.com/office/word/2010/wordprocessingGroup" xmlns:wpi="http://schemas.microsoft.com/office/word/2010/wordprocessingInk" xmlns:wne="http://schemas.microsoft.com/office/word/2006/wordml" xmlns:wps="http://schemas.microsoft.com/office/word/2010/wordprocessingShape" mc:Ignorable="w14 wp14">
   <w:sdt>
     <w:sdtPr>
       <w:id w:val="-67034398"/>
@@ -19097,19 +19136,13 @@
         <w:docPartUnique/>
       </w:docPartObj>
     </w:sdtPr>
-    <w:sdtEndPr/>
     <w:sdtContent>
       <w:p>
         <w:pPr>
           <w:pStyle w:val="Footer"/>
         </w:pPr>
-        <w:proofErr w:type="spellStart"/>
         <w:r>
-          <w:t>Gurvinder</w:t>
-        </w:r>
-        <w:proofErr w:type="spellEnd"/>
-        <w:r>
-          <w:t xml:space="preserve"> Kaur, login: abmd622        Supervisor: </w:t>
+          <w:t xml:space="preserve">Gurvinder Kaur, login: abmd622        Supervisor: </w:t>
         </w:r>
         <w:proofErr w:type="spellStart"/>
         <w:r>
@@ -19138,7 +19171,7 @@
         <w:r>
           <w:rPr>
             <w:noProof/>
-            <w:lang w:eastAsia="en-GB"/>
+            <w:lang w:val="en-US"/>
           </w:rPr>
           <mc:AlternateContent>
             <mc:Choice Requires="wps">
@@ -19176,7 +19209,7 @@
                             <a:srgbClr val="FFFFFF"/>
                           </a:solidFill>
                           <a:extLst>
-                            <a:ext uri="{91240B29-F687-4F45-9708-019B960494DF}">
+                            <a:ext uri="{91240B29-F687-4f45-9708-019B960494DF}">
                               <a14:hiddenLine xmlns:a14="http://schemas.microsoft.com/office/drawing/2010/main" w="9525">
                                 <a:solidFill>
                                   <a:srgbClr val="000000"/>
@@ -19203,7 +19236,6 @@
                                   <w:docPartUnique/>
                                 </w:docPartObj>
                               </w:sdtPr>
-                              <w:sdtEndPr/>
                               <w:sdtContent>
                                 <w:sdt>
                                   <w:sdtPr>
@@ -19218,7 +19250,6 @@
                                       <w:docPartUnique/>
                                     </w:docPartObj>
                                   </w:sdtPr>
-                                  <w:sdtEndPr/>
                                   <w:sdtContent>
                                     <w:p>
                                       <w:pPr>
@@ -19253,7 +19284,7 @@
                                           <w:sz w:val="48"/>
                                           <w:szCs w:val="44"/>
                                         </w:rPr>
-                                        <w:t>28</w:t>
+                                        <w:t>30</w:t>
                                       </w:r>
                                       <w:r>
                                         <w:rPr>
@@ -19385,7 +19416,7 @@
 </file>
 
 <file path=word/footnotes.xml><?xml version="1.0" encoding="utf-8"?>
-<w:footnotes xmlns:wpc="http://schemas.microsoft.com/office/word/2010/wordprocessingCanvas" xmlns:mc="http://schemas.openxmlformats.org/markup-compatibility/2006" xmlns:o="urn:schemas-microsoft-com:office:office" xmlns:r="http://schemas.openxmlformats.org/officeDocument/2006/relationships" xmlns:m="http://schemas.openxmlformats.org/officeDocument/2006/math" xmlns:v="urn:schemas-microsoft-com:vml" xmlns:wp14="http://schemas.microsoft.com/office/word/2010/wordprocessingDrawing" xmlns:wp="http://schemas.openxmlformats.org/drawingml/2006/wordprocessingDrawing" xmlns:w10="urn:schemas-microsoft-com:office:word" xmlns:w="http://schemas.openxmlformats.org/wordprocessingml/2006/main" xmlns:w14="http://schemas.microsoft.com/office/word/2010/wordml" xmlns:wpg="http://schemas.microsoft.com/office/word/2010/wordprocessingGroup" xmlns:wpi="http://schemas.microsoft.com/office/word/2010/wordprocessingInk" xmlns:wne="http://schemas.microsoft.com/office/word/2006/wordml" xmlns:wps="http://schemas.microsoft.com/office/word/2010/wordprocessingShape" mc:Ignorable="w14 wp14">
+<w:footnotes xmlns:wpc="http://schemas.microsoft.com/office/word/2010/wordprocessingCanvas" xmlns:mo="http://schemas.microsoft.com/office/mac/office/2008/main" xmlns:mc="http://schemas.openxmlformats.org/markup-compatibility/2006" xmlns:mv="urn:schemas-microsoft-com:mac:vml" xmlns:o="urn:schemas-microsoft-com:office:office" xmlns:r="http://schemas.openxmlformats.org/officeDocument/2006/relationships" xmlns:m="http://schemas.openxmlformats.org/officeDocument/2006/math" xmlns:v="urn:schemas-microsoft-com:vml" xmlns:wp14="http://schemas.microsoft.com/office/word/2010/wordprocessingDrawing" xmlns:wp="http://schemas.openxmlformats.org/drawingml/2006/wordprocessingDrawing" xmlns:w10="urn:schemas-microsoft-com:office:word" xmlns:w="http://schemas.openxmlformats.org/wordprocessingml/2006/main" xmlns:w14="http://schemas.microsoft.com/office/word/2010/wordml" xmlns:wpg="http://schemas.microsoft.com/office/word/2010/wordprocessingGroup" xmlns:wpi="http://schemas.microsoft.com/office/word/2010/wordprocessingInk" xmlns:wne="http://schemas.microsoft.com/office/word/2006/wordml" xmlns:wps="http://schemas.microsoft.com/office/word/2010/wordprocessingShape" mc:Ignorable="w14 wp14">
   <w:footnote w:type="separator" w:id="-1">
     <w:p>
       <w:pPr>
@@ -19410,7 +19441,7 @@
 </file>
 
 <file path=word/numbering.xml><?xml version="1.0" encoding="utf-8"?>
-<w:numbering xmlns:wpc="http://schemas.microsoft.com/office/word/2010/wordprocessingCanvas" xmlns:mc="http://schemas.openxmlformats.org/markup-compatibility/2006" xmlns:o="urn:schemas-microsoft-com:office:office" xmlns:r="http://schemas.openxmlformats.org/officeDocument/2006/relationships" xmlns:m="http://schemas.openxmlformats.org/officeDocument/2006/math" xmlns:v="urn:schemas-microsoft-com:vml" xmlns:wp14="http://schemas.microsoft.com/office/word/2010/wordprocessingDrawing" xmlns:wp="http://schemas.openxmlformats.org/drawingml/2006/wordprocessingDrawing" xmlns:w10="urn:schemas-microsoft-com:office:word" xmlns:w="http://schemas.openxmlformats.org/wordprocessingml/2006/main" xmlns:w14="http://schemas.microsoft.com/office/word/2010/wordml" xmlns:wpg="http://schemas.microsoft.com/office/word/2010/wordprocessingGroup" xmlns:wpi="http://schemas.microsoft.com/office/word/2010/wordprocessingInk" xmlns:wne="http://schemas.microsoft.com/office/word/2006/wordml" xmlns:wps="http://schemas.microsoft.com/office/word/2010/wordprocessingShape" mc:Ignorable="w14 wp14">
+<w:numbering xmlns:wpc="http://schemas.microsoft.com/office/word/2010/wordprocessingCanvas" xmlns:mo="http://schemas.microsoft.com/office/mac/office/2008/main" xmlns:mc="http://schemas.openxmlformats.org/markup-compatibility/2006" xmlns:mv="urn:schemas-microsoft-com:mac:vml" xmlns:o="urn:schemas-microsoft-com:office:office" xmlns:r="http://schemas.openxmlformats.org/officeDocument/2006/relationships" xmlns:m="http://schemas.openxmlformats.org/officeDocument/2006/math" xmlns:v="urn:schemas-microsoft-com:vml" xmlns:wp14="http://schemas.microsoft.com/office/word/2010/wordprocessingDrawing" xmlns:wp="http://schemas.openxmlformats.org/drawingml/2006/wordprocessingDrawing" xmlns:w10="urn:schemas-microsoft-com:office:word" xmlns:w="http://schemas.openxmlformats.org/wordprocessingml/2006/main" xmlns:w14="http://schemas.microsoft.com/office/word/2010/wordml" xmlns:wpg="http://schemas.microsoft.com/office/word/2010/wordprocessingGroup" xmlns:wpi="http://schemas.microsoft.com/office/word/2010/wordprocessingInk" xmlns:wne="http://schemas.microsoft.com/office/word/2006/wordml" xmlns:wps="http://schemas.microsoft.com/office/word/2010/wordprocessingShape" mc:Ignorable="w14 wp14">
   <w:abstractNum w:abstractNumId="0">
     <w:nsid w:val="1FEE3639"/>
     <w:multiLevelType w:val="hybridMultilevel"/>
@@ -20063,7 +20094,7 @@
       </w:pPr>
     </w:pPrDefault>
   </w:docDefaults>
-  <w:latentStyles w:defLockedState="0" w:defUIPriority="99" w:defSemiHidden="1" w:defUnhideWhenUsed="1" w:defQFormat="0" w:count="267">
+  <w:latentStyles w:defLockedState="0" w:defUIPriority="99" w:defSemiHidden="1" w:defUnhideWhenUsed="1" w:defQFormat="0" w:count="276">
     <w:lsdException w:name="Normal" w:semiHidden="0" w:uiPriority="0" w:unhideWhenUsed="0" w:qFormat="1"/>
     <w:lsdException w:name="heading 1" w:semiHidden="0" w:uiPriority="9" w:unhideWhenUsed="0" w:qFormat="1"/>
     <w:lsdException w:name="heading 2" w:uiPriority="9" w:qFormat="1"/>
@@ -20441,7 +20472,6 @@
   <w:style w:type="character" w:default="1" w:styleId="DefaultParagraphFont">
     <w:name w:val="Default Paragraph Font"/>
     <w:uiPriority w:val="1"/>
-    <w:semiHidden/>
     <w:unhideWhenUsed/>
   </w:style>
   <w:style w:type="table" w:default="1" w:styleId="TableNormal">
@@ -21183,7 +21213,7 @@
 </file>
 
 <file path=word/stylesWithEffects.xml><?xml version="1.0" encoding="utf-8"?>
-<w:styles xmlns:wpc="http://schemas.microsoft.com/office/word/2010/wordprocessingCanvas" xmlns:mc="http://schemas.openxmlformats.org/markup-compatibility/2006" xmlns:o="urn:schemas-microsoft-com:office:office" xmlns:r="http://schemas.openxmlformats.org/officeDocument/2006/relationships" xmlns:m="http://schemas.openxmlformats.org/officeDocument/2006/math" xmlns:v="urn:schemas-microsoft-com:vml" xmlns:wp14="http://schemas.microsoft.com/office/word/2010/wordprocessingDrawing" xmlns:wp="http://schemas.openxmlformats.org/drawingml/2006/wordprocessingDrawing" xmlns:w10="urn:schemas-microsoft-com:office:word" xmlns:w="http://schemas.openxmlformats.org/wordprocessingml/2006/main" xmlns:w14="http://schemas.microsoft.com/office/word/2010/wordml" xmlns:wpg="http://schemas.microsoft.com/office/word/2010/wordprocessingGroup" xmlns:wpi="http://schemas.microsoft.com/office/word/2010/wordprocessingInk" xmlns:wne="http://schemas.microsoft.com/office/word/2006/wordml" xmlns:wps="http://schemas.microsoft.com/office/word/2010/wordprocessingShape" mc:Ignorable="w14 wp14">
+<w:styles xmlns:wpc="http://schemas.microsoft.com/office/word/2010/wordprocessingCanvas" xmlns:mo="http://schemas.microsoft.com/office/mac/office/2008/main" xmlns:mc="http://schemas.openxmlformats.org/markup-compatibility/2006" xmlns:mv="urn:schemas-microsoft-com:mac:vml" xmlns:o="urn:schemas-microsoft-com:office:office" xmlns:r="http://schemas.openxmlformats.org/officeDocument/2006/relationships" xmlns:m="http://schemas.openxmlformats.org/officeDocument/2006/math" xmlns:v="urn:schemas-microsoft-com:vml" xmlns:wp14="http://schemas.microsoft.com/office/word/2010/wordprocessingDrawing" xmlns:wp="http://schemas.openxmlformats.org/drawingml/2006/wordprocessingDrawing" xmlns:w10="urn:schemas-microsoft-com:office:word" xmlns:w="http://schemas.openxmlformats.org/wordprocessingml/2006/main" xmlns:w14="http://schemas.microsoft.com/office/word/2010/wordml" xmlns:wpg="http://schemas.microsoft.com/office/word/2010/wordprocessingGroup" xmlns:wpi="http://schemas.microsoft.com/office/word/2010/wordprocessingInk" xmlns:wne="http://schemas.microsoft.com/office/word/2006/wordml" xmlns:wps="http://schemas.microsoft.com/office/word/2010/wordprocessingShape" mc:Ignorable="w14 wp14">
   <w:docDefaults>
     <w:rPrDefault>
       <w:rPr>
@@ -21199,7 +21229,7 @@
       </w:pPr>
     </w:pPrDefault>
   </w:docDefaults>
-  <w:latentStyles w:defLockedState="0" w:defUIPriority="99" w:defSemiHidden="1" w:defUnhideWhenUsed="1" w:defQFormat="0" w:count="267">
+  <w:latentStyles w:defLockedState="0" w:defUIPriority="99" w:defSemiHidden="1" w:defUnhideWhenUsed="1" w:defQFormat="0" w:count="276">
     <w:lsdException w:name="Normal" w:semiHidden="0" w:uiPriority="0" w:unhideWhenUsed="0" w:qFormat="1"/>
     <w:lsdException w:name="heading 1" w:semiHidden="0" w:uiPriority="9" w:unhideWhenUsed="0" w:qFormat="1"/>
     <w:lsdException w:name="heading 2" w:uiPriority="9" w:qFormat="1"/>
@@ -21577,7 +21607,6 @@
   <w:style w:type="character" w:default="1" w:styleId="DefaultParagraphFont">
     <w:name w:val="Default Paragraph Font"/>
     <w:uiPriority w:val="1"/>
-    <w:semiHidden/>
     <w:unhideWhenUsed/>
   </w:style>
   <w:style w:type="table" w:default="1" w:styleId="TableNormal">
@@ -22548,7 +22577,7 @@
 </file>
 
 <file path=customXml/itemProps1.xml><?xml version="1.0" encoding="utf-8"?>
-<ds:datastoreItem xmlns:ds="http://schemas.openxmlformats.org/officeDocument/2006/customXml" ds:itemID="{C0BFE121-2A51-45E6-B9A4-C5297CDFE667}">
+<ds:datastoreItem xmlns:ds="http://schemas.openxmlformats.org/officeDocument/2006/customXml" ds:itemID="{6DA57815-5270-F94A-A35C-EFB2C0DFE1A9}">
   <ds:schemaRefs>
     <ds:schemaRef ds:uri="http://schemas.openxmlformats.org/officeDocument/2006/bibliography"/>
   </ds:schemaRefs>

--- a/Documents/Gurvinder Kaur - Individual Project Report - v5.docx
+++ b/Documents/Gurvinder Kaur - Individual Project Report - v5.docx
@@ -18185,130 +18185,925 @@
     <w:p>
       <w:pPr>
         <w:pStyle w:val="Heading3"/>
-        <w:rPr>
-          <w:rStyle w:val="SubtleEmphasis"/>
-          <w:i w:val="0"/>
-          <w:iCs w:val="0"/>
-        </w:rPr>
       </w:pPr>
-      <w:bookmarkStart w:id="70" w:name="_Toc387605646"/>
-      <w:r>
-        <w:rPr>
-          <w:rStyle w:val="SubtleEmphasis"/>
-          <w:i w:val="0"/>
-          <w:iCs w:val="0"/>
-        </w:rPr>
+      <w:r>
         <w:lastRenderedPageBreak/>
-        <w:t>System development</w:t>
-      </w:r>
-      <w:bookmarkEnd w:id="70"/>
-      <w:r>
-        <w:rPr>
-          <w:rStyle w:val="SubtleEmphasis"/>
-          <w:i w:val="0"/>
-          <w:iCs w:val="0"/>
-        </w:rPr>
+        <w:t>Working environment</w:t>
+      </w:r>
+      <w:r>
         <w:t xml:space="preserve"> </w:t>
       </w:r>
     </w:p>
     <w:p>
       <w:r>
-        <w:t xml:space="preserve">This was the first time the author was indulging in technologies such as JSPs and Servlets and Apache Tomcat. It was a huge learning curve as the author combined JSPs and Servlets with </w:t>
-      </w:r>
-      <w:r>
-        <w:t xml:space="preserve">HTML and CSS running </w:t>
-      </w:r>
-      <w:r>
-        <w:t>on</w:t>
-      </w:r>
-      <w:r>
-        <w:t xml:space="preserve"> </w:t>
-      </w:r>
-      <w:r>
-        <w:t>Apache</w:t>
-      </w:r>
-      <w:r>
-        <w:t xml:space="preserve"> Tomcat and MySQL servers.</w:t>
-      </w:r>
-      <w:bookmarkStart w:id="71" w:name="_GoBack"/>
-      <w:bookmarkEnd w:id="71"/>
+        <w:t xml:space="preserve">The author decided to use an Eclipse environment couples with </w:t>
+      </w:r>
+      <w:proofErr w:type="gramStart"/>
+      <w:r>
+        <w:t>a</w:t>
+      </w:r>
+      <w:proofErr w:type="gramEnd"/>
+      <w:r>
+        <w:t xml:space="preserve"> Apache Tomcat server and a MySQL database server. The author did not have any past experience in these technologies, but found it to be the most common combination that offered help so decided to use that combination. In the resources you can find tutorials the author followed in order to have the Tom</w:t>
+      </w:r>
+      <w:r>
+        <w:t>c</w:t>
+      </w:r>
+      <w:r>
+        <w:t xml:space="preserve">at and MySQL servers connected and running on Eclipse. </w:t>
+      </w:r>
     </w:p>
     <w:p>
       <w:pPr>
         <w:pStyle w:val="Heading3"/>
       </w:pPr>
       <w:r>
-        <w:t>Working environment</w:t>
+        <w:t>S</w:t>
+      </w:r>
+      <w:r>
+        <w:t>ource code</w:t>
+      </w:r>
+    </w:p>
+    <w:p>
+      <w:r>
+        <w:t>The author wrote all of the source code except for the Google Maps API. The author looked at numerous examples and tutorials in order to learn these technologies while implementing the system.</w:t>
+      </w:r>
+    </w:p>
+    <w:p>
+      <w:r>
+        <w:rPr>
+          <w:noProof/>
+          <w:lang w:val="en-US"/>
+        </w:rPr>
+        <mc:AlternateContent>
+          <mc:Choice Requires="wps">
+            <w:drawing>
+              <wp:anchor distT="0" distB="0" distL="114300" distR="114300" simplePos="0" relativeHeight="251657215" behindDoc="1" locked="0" layoutInCell="1" allowOverlap="1" wp14:anchorId="7AD4DB6A" wp14:editId="60BBAA9B">
+                <wp:simplePos x="0" y="0"/>
+                <wp:positionH relativeFrom="column">
+                  <wp:posOffset>-59690</wp:posOffset>
+                </wp:positionH>
+                <wp:positionV relativeFrom="paragraph">
+                  <wp:posOffset>1694066</wp:posOffset>
+                </wp:positionV>
+                <wp:extent cx="5829300" cy="1600200"/>
+                <wp:effectExtent l="0" t="0" r="38100" b="25400"/>
+                <wp:wrapNone/>
+                <wp:docPr id="8" name="Rectangle 8"/>
+                <wp:cNvGraphicFramePr/>
+                <a:graphic xmlns:a="http://schemas.openxmlformats.org/drawingml/2006/main">
+                  <a:graphicData uri="http://schemas.microsoft.com/office/word/2010/wordprocessingShape">
+                    <wps:wsp>
+                      <wps:cNvSpPr/>
+                      <wps:spPr>
+                        <a:xfrm>
+                          <a:off x="0" y="0"/>
+                          <a:ext cx="5829300" cy="1600200"/>
+                        </a:xfrm>
+                        <a:prstGeom prst="rect">
+                          <a:avLst/>
+                        </a:prstGeom>
+                        <a:noFill/>
+                        <a:ln>
+                          <a:solidFill>
+                            <a:schemeClr val="tx1"/>
+                          </a:solidFill>
+                        </a:ln>
+                        <a:effectLst/>
+                      </wps:spPr>
+                      <wps:style>
+                        <a:lnRef idx="1">
+                          <a:schemeClr val="accent1"/>
+                        </a:lnRef>
+                        <a:fillRef idx="3">
+                          <a:schemeClr val="accent1"/>
+                        </a:fillRef>
+                        <a:effectRef idx="2">
+                          <a:schemeClr val="accent1"/>
+                        </a:effectRef>
+                        <a:fontRef idx="minor">
+                          <a:schemeClr val="lt1"/>
+                        </a:fontRef>
+                      </wps:style>
+                      <wps:bodyPr rot="0" spcFirstLastPara="0" vertOverflow="overflow" horzOverflow="overflow" vert="horz" wrap="square" lIns="91440" tIns="45720" rIns="91440" bIns="45720" numCol="1" spcCol="0" rtlCol="0" fromWordArt="0" anchor="ctr" anchorCtr="0" forceAA="0" compatLnSpc="1">
+                        <a:prstTxWarp prst="textNoShape">
+                          <a:avLst/>
+                        </a:prstTxWarp>
+                        <a:noAutofit/>
+                      </wps:bodyPr>
+                    </wps:wsp>
+                  </a:graphicData>
+                </a:graphic>
+              </wp:anchor>
+            </w:drawing>
+          </mc:Choice>
+          <mc:Fallback>
+            <w:pict>
+              <v:rect id="Rectangle 8" o:spid="_x0000_s1026" style="position:absolute;margin-left:-4.65pt;margin-top:133.4pt;width:459pt;height:126pt;z-index:-251659265;visibility:visible;mso-wrap-style:square;mso-wrap-distance-left:9pt;mso-wrap-distance-top:0;mso-wrap-distance-right:9pt;mso-wrap-distance-bottom:0;mso-position-horizontal:absolute;mso-position-horizontal-relative:text;mso-position-vertical:absolute;mso-position-vertical-relative:text;v-text-anchor:middle" o:gfxdata="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" filled="f" strokecolor="black [3213]"/>
+            </w:pict>
+          </mc:Fallback>
+        </mc:AlternateContent>
+      </w:r>
+      <w:r>
+        <w:t>In the code snippet below</w:t>
+      </w:r>
+      <w:r>
+        <w:t xml:space="preserve"> validates administrator login details. Y</w:t>
+      </w:r>
+      <w:r>
+        <w:t xml:space="preserve">ou can see </w:t>
+      </w:r>
+      <w:r>
+        <w:t xml:space="preserve">the SQL command is select everything from the admin table where the </w:t>
+      </w:r>
+      <w:r>
+        <w:t>“</w:t>
+      </w:r>
+      <w:proofErr w:type="spellStart"/>
+      <w:r>
+        <w:rPr>
+          <w:i/>
+        </w:rPr>
+        <w:t>uname</w:t>
+      </w:r>
+      <w:proofErr w:type="spellEnd"/>
+      <w:r>
+        <w:t>”</w:t>
+      </w:r>
+      <w:r>
+        <w:t xml:space="preserve"> field matches the </w:t>
+      </w:r>
+      <w:r>
+        <w:t>“</w:t>
+      </w:r>
+      <w:proofErr w:type="spellStart"/>
+      <w:r>
+        <w:rPr>
+          <w:i/>
+        </w:rPr>
+        <w:t>userid</w:t>
+      </w:r>
+      <w:proofErr w:type="spellEnd"/>
+      <w:r>
+        <w:t>”</w:t>
+      </w:r>
+      <w:r>
+        <w:t xml:space="preserve"> field and the </w:t>
+      </w:r>
+      <w:r>
+        <w:t>“</w:t>
+      </w:r>
+      <w:r>
+        <w:rPr>
+          <w:i/>
+        </w:rPr>
+        <w:t>pass</w:t>
+      </w:r>
+      <w:r>
+        <w:t>”</w:t>
+      </w:r>
+      <w:r>
+        <w:t xml:space="preserve"> field matches the </w:t>
+      </w:r>
+      <w:r>
+        <w:t>“</w:t>
+      </w:r>
+      <w:proofErr w:type="spellStart"/>
+      <w:r>
+        <w:rPr>
+          <w:i/>
+        </w:rPr>
+        <w:t>pwd</w:t>
+      </w:r>
+      <w:proofErr w:type="spellEnd"/>
+      <w:r>
+        <w:t>”</w:t>
+      </w:r>
+      <w:r>
+        <w:t xml:space="preserve"> field. As well as that it checks if the admin field is equal to 1 in the database. If these are all true, then the JSP code sets the session attribute </w:t>
+      </w:r>
+      <w:r>
+        <w:t>“</w:t>
+      </w:r>
+      <w:proofErr w:type="spellStart"/>
+      <w:r>
+        <w:rPr>
+          <w:i/>
+        </w:rPr>
+        <w:t>userid</w:t>
+      </w:r>
+      <w:proofErr w:type="spellEnd"/>
+      <w:r>
+        <w:t>”</w:t>
+      </w:r>
+      <w:r>
+        <w:t xml:space="preserve"> to the </w:t>
+      </w:r>
+      <w:r>
+        <w:t>“</w:t>
+      </w:r>
+      <w:proofErr w:type="spellStart"/>
+      <w:r>
+        <w:rPr>
+          <w:i/>
+        </w:rPr>
+        <w:t>userid</w:t>
+      </w:r>
+      <w:proofErr w:type="spellEnd"/>
+      <w:r>
+        <w:t>”</w:t>
+      </w:r>
+      <w:r>
+        <w:t xml:space="preserve"> the user entered, it sets the session attribute to be admin as 1 and finally it directs the user to the </w:t>
+      </w:r>
+      <w:proofErr w:type="spellStart"/>
+      <w:r>
+        <w:t>admin.jsp</w:t>
+      </w:r>
+      <w:proofErr w:type="spellEnd"/>
+      <w:r>
+        <w:t xml:space="preserve"> page upon a successful login.</w:t>
       </w:r>
     </w:p>
     <w:p>
       <w:pPr>
-        <w:pStyle w:val="Heading3"/>
+        <w:rPr>
+          <w:rFonts w:asciiTheme="minorHAnsi" w:hAnsiTheme="minorHAnsi" w:cstheme="minorHAnsi"/>
+          <w:i/>
+        </w:rPr>
       </w:pPr>
-      <w:bookmarkStart w:id="72" w:name="_Toc387605651"/>
-      <w:r>
-        <w:t>Coding decisions</w:t>
-      </w:r>
-      <w:bookmarkEnd w:id="72"/>
-      <w:r>
+      <w:proofErr w:type="spellStart"/>
+      <w:proofErr w:type="gramStart"/>
+      <w:r>
+        <w:rPr>
+          <w:rFonts w:asciiTheme="minorHAnsi" w:hAnsiTheme="minorHAnsi" w:cstheme="minorHAnsi"/>
+          <w:i/>
+        </w:rPr>
+        <w:t>rs</w:t>
+      </w:r>
+      <w:proofErr w:type="spellEnd"/>
+      <w:proofErr w:type="gramEnd"/>
+      <w:r>
+        <w:rPr>
+          <w:rFonts w:asciiTheme="minorHAnsi" w:hAnsiTheme="minorHAnsi" w:cstheme="minorHAnsi"/>
+          <w:i/>
+        </w:rPr>
+        <w:t xml:space="preserve"> = </w:t>
+      </w:r>
+      <w:proofErr w:type="spellStart"/>
+      <w:r>
+        <w:rPr>
+          <w:rFonts w:asciiTheme="minorHAnsi" w:hAnsiTheme="minorHAnsi" w:cstheme="minorHAnsi"/>
+          <w:i/>
+        </w:rPr>
+        <w:t>st.executeQuery</w:t>
+      </w:r>
+      <w:proofErr w:type="spellEnd"/>
+      <w:r>
+        <w:rPr>
+          <w:rFonts w:asciiTheme="minorHAnsi" w:hAnsiTheme="minorHAnsi" w:cstheme="minorHAnsi"/>
+          <w:i/>
+        </w:rPr>
+        <w:t xml:space="preserve">("select * from admin where </w:t>
+      </w:r>
+      <w:proofErr w:type="spellStart"/>
+      <w:r>
+        <w:rPr>
+          <w:rFonts w:asciiTheme="minorHAnsi" w:hAnsiTheme="minorHAnsi" w:cstheme="minorHAnsi"/>
+          <w:i/>
+        </w:rPr>
+        <w:t>uname</w:t>
+      </w:r>
+      <w:proofErr w:type="spellEnd"/>
+      <w:r>
+        <w:rPr>
+          <w:rFonts w:asciiTheme="minorHAnsi" w:hAnsiTheme="minorHAnsi" w:cstheme="minorHAnsi"/>
+          <w:i/>
+        </w:rPr>
+        <w:t xml:space="preserve">='" + </w:t>
+      </w:r>
+      <w:proofErr w:type="spellStart"/>
+      <w:r>
+        <w:rPr>
+          <w:rFonts w:asciiTheme="minorHAnsi" w:hAnsiTheme="minorHAnsi" w:cstheme="minorHAnsi"/>
+          <w:i/>
+        </w:rPr>
+        <w:t>userid</w:t>
+      </w:r>
+      <w:proofErr w:type="spellEnd"/>
+      <w:r>
+        <w:rPr>
+          <w:rFonts w:asciiTheme="minorHAnsi" w:hAnsiTheme="minorHAnsi" w:cstheme="minorHAnsi"/>
+          <w:i/>
+        </w:rPr>
+        <w:t xml:space="preserve"> + "' and pass='" + </w:t>
+      </w:r>
+      <w:proofErr w:type="spellStart"/>
+      <w:r>
+        <w:rPr>
+          <w:rFonts w:asciiTheme="minorHAnsi" w:hAnsiTheme="minorHAnsi" w:cstheme="minorHAnsi"/>
+          <w:i/>
+        </w:rPr>
+        <w:t>pwd</w:t>
+      </w:r>
+      <w:proofErr w:type="spellEnd"/>
+      <w:r>
+        <w:rPr>
+          <w:rFonts w:asciiTheme="minorHAnsi" w:hAnsiTheme="minorHAnsi" w:cstheme="minorHAnsi"/>
+          <w:i/>
+        </w:rPr>
+        <w:t xml:space="preserve"> + "' and admin='1'");</w:t>
+      </w:r>
+      <w:r>
+        <w:rPr>
+          <w:rFonts w:asciiTheme="minorHAnsi" w:hAnsiTheme="minorHAnsi" w:cstheme="minorHAnsi"/>
+          <w:i/>
+        </w:rPr>
+        <w:br/>
+        <w:t xml:space="preserve">    if (</w:t>
+      </w:r>
+      <w:proofErr w:type="spellStart"/>
+      <w:r>
+        <w:rPr>
+          <w:rFonts w:asciiTheme="minorHAnsi" w:hAnsiTheme="minorHAnsi" w:cstheme="minorHAnsi"/>
+          <w:i/>
+        </w:rPr>
+        <w:t>rs.next</w:t>
+      </w:r>
+      <w:proofErr w:type="spellEnd"/>
+      <w:r>
+        <w:rPr>
+          <w:rFonts w:asciiTheme="minorHAnsi" w:hAnsiTheme="minorHAnsi" w:cstheme="minorHAnsi"/>
+          <w:i/>
+        </w:rPr>
+        <w:t>()) {</w:t>
+      </w:r>
+      <w:r>
+        <w:rPr>
+          <w:rFonts w:asciiTheme="minorHAnsi" w:hAnsiTheme="minorHAnsi" w:cstheme="minorHAnsi"/>
+          <w:i/>
+        </w:rPr>
+        <w:br/>
+        <w:t xml:space="preserve">    </w:t>
+      </w:r>
+      <w:r>
+        <w:rPr>
+          <w:rFonts w:asciiTheme="minorHAnsi" w:hAnsiTheme="minorHAnsi" w:cstheme="minorHAnsi"/>
+          <w:i/>
+        </w:rPr>
+        <w:tab/>
+      </w:r>
+      <w:proofErr w:type="spellStart"/>
+      <w:r>
+        <w:rPr>
+          <w:rFonts w:asciiTheme="minorHAnsi" w:hAnsiTheme="minorHAnsi" w:cstheme="minorHAnsi"/>
+          <w:i/>
+        </w:rPr>
+        <w:t>session.setAttribute</w:t>
+      </w:r>
+      <w:proofErr w:type="spellEnd"/>
+      <w:r>
+        <w:rPr>
+          <w:rFonts w:asciiTheme="minorHAnsi" w:hAnsiTheme="minorHAnsi" w:cstheme="minorHAnsi"/>
+          <w:i/>
+        </w:rPr>
+        <w:t>("</w:t>
+      </w:r>
+      <w:proofErr w:type="spellStart"/>
+      <w:r>
+        <w:rPr>
+          <w:rFonts w:asciiTheme="minorHAnsi" w:hAnsiTheme="minorHAnsi" w:cstheme="minorHAnsi"/>
+          <w:i/>
+        </w:rPr>
+        <w:t>userid</w:t>
+      </w:r>
+      <w:proofErr w:type="spellEnd"/>
+      <w:r>
+        <w:rPr>
+          <w:rFonts w:asciiTheme="minorHAnsi" w:hAnsiTheme="minorHAnsi" w:cstheme="minorHAnsi"/>
+          <w:i/>
+        </w:rPr>
+        <w:t xml:space="preserve">", </w:t>
+      </w:r>
+      <w:proofErr w:type="spellStart"/>
+      <w:r>
+        <w:rPr>
+          <w:rFonts w:asciiTheme="minorHAnsi" w:hAnsiTheme="minorHAnsi" w:cstheme="minorHAnsi"/>
+          <w:i/>
+        </w:rPr>
+        <w:t>userid</w:t>
+      </w:r>
+      <w:proofErr w:type="spellEnd"/>
+      <w:r>
+        <w:rPr>
+          <w:rFonts w:asciiTheme="minorHAnsi" w:hAnsiTheme="minorHAnsi" w:cstheme="minorHAnsi"/>
+          <w:i/>
+        </w:rPr>
+        <w:t>);</w:t>
+      </w:r>
+      <w:r>
+        <w:rPr>
+          <w:rFonts w:asciiTheme="minorHAnsi" w:hAnsiTheme="minorHAnsi" w:cstheme="minorHAnsi"/>
+          <w:i/>
+        </w:rPr>
+        <w:br/>
+        <w:t xml:space="preserve">    </w:t>
+      </w:r>
+      <w:r>
+        <w:rPr>
+          <w:rFonts w:asciiTheme="minorHAnsi" w:hAnsiTheme="minorHAnsi" w:cstheme="minorHAnsi"/>
+          <w:i/>
+        </w:rPr>
+        <w:tab/>
+      </w:r>
+      <w:proofErr w:type="spellStart"/>
+      <w:r>
+        <w:rPr>
+          <w:rFonts w:asciiTheme="minorHAnsi" w:hAnsiTheme="minorHAnsi" w:cstheme="minorHAnsi"/>
+          <w:i/>
+        </w:rPr>
+        <w:t>session.setAttribute</w:t>
+      </w:r>
+      <w:proofErr w:type="spellEnd"/>
+      <w:r>
+        <w:rPr>
+          <w:rFonts w:asciiTheme="minorHAnsi" w:hAnsiTheme="minorHAnsi" w:cstheme="minorHAnsi"/>
+          <w:i/>
+        </w:rPr>
+        <w:t>("admin", 1);</w:t>
+      </w:r>
+      <w:r>
+        <w:rPr>
+          <w:rFonts w:asciiTheme="minorHAnsi" w:hAnsiTheme="minorHAnsi" w:cstheme="minorHAnsi"/>
+          <w:i/>
+        </w:rPr>
+        <w:br/>
+        <w:t xml:space="preserve">    </w:t>
+      </w:r>
+      <w:r>
+        <w:rPr>
+          <w:rFonts w:asciiTheme="minorHAnsi" w:hAnsiTheme="minorHAnsi" w:cstheme="minorHAnsi"/>
+          <w:i/>
+        </w:rPr>
+        <w:tab/>
+      </w:r>
+      <w:proofErr w:type="spellStart"/>
+      <w:r>
+        <w:rPr>
+          <w:rFonts w:asciiTheme="minorHAnsi" w:hAnsiTheme="minorHAnsi" w:cstheme="minorHAnsi"/>
+          <w:i/>
+        </w:rPr>
+        <w:t>response.sendRedirect</w:t>
+      </w:r>
+      <w:proofErr w:type="spellEnd"/>
+      <w:r>
+        <w:rPr>
+          <w:rFonts w:asciiTheme="minorHAnsi" w:hAnsiTheme="minorHAnsi" w:cstheme="minorHAnsi"/>
+          <w:i/>
+        </w:rPr>
+        <w:t>("</w:t>
+      </w:r>
+      <w:proofErr w:type="spellStart"/>
+      <w:r>
+        <w:rPr>
+          <w:rFonts w:asciiTheme="minorHAnsi" w:hAnsiTheme="minorHAnsi" w:cstheme="minorHAnsi"/>
+          <w:i/>
+        </w:rPr>
+        <w:t>admin.jsp</w:t>
+      </w:r>
+      <w:proofErr w:type="spellEnd"/>
+      <w:r>
+        <w:rPr>
+          <w:rFonts w:asciiTheme="minorHAnsi" w:hAnsiTheme="minorHAnsi" w:cstheme="minorHAnsi"/>
+          <w:i/>
+        </w:rPr>
+        <w:t>");</w:t>
+      </w:r>
+    </w:p>
+    <w:p>
+      <w:pPr>
+        <w:rPr>
+          <w:rFonts w:asciiTheme="minorHAnsi" w:hAnsiTheme="minorHAnsi" w:cstheme="minorHAnsi"/>
+        </w:rPr>
+      </w:pPr>
+      <w:r>
+        <w:rPr>
+          <w:rFonts w:asciiTheme="minorHAnsi" w:hAnsiTheme="minorHAnsi" w:cstheme="minorHAnsi"/>
+        </w:rPr>
+        <w:br w:type="column"/>
+      </w:r>
+      <w:r>
+        <w:rPr>
+          <w:rFonts w:asciiTheme="minorHAnsi" w:hAnsiTheme="minorHAnsi" w:cstheme="minorHAnsi"/>
+        </w:rPr>
+        <w:lastRenderedPageBreak/>
+        <w:t xml:space="preserve">The snippet of code below will be on </w:t>
+      </w:r>
+      <w:r>
+        <w:rPr>
+          <w:rFonts w:asciiTheme="minorHAnsi" w:hAnsiTheme="minorHAnsi" w:cstheme="minorHAnsi"/>
+        </w:rPr>
+        <w:t>pages that</w:t>
+      </w:r>
+      <w:r>
+        <w:rPr>
+          <w:rFonts w:asciiTheme="minorHAnsi" w:hAnsiTheme="minorHAnsi" w:cstheme="minorHAnsi"/>
+        </w:rPr>
+        <w:t xml:space="preserve"> require the user to be logged in before they can access it.</w:t>
+      </w:r>
+      <w:r>
+        <w:rPr>
+          <w:noProof/>
+          <w:lang w:val="en-US"/>
+        </w:rPr>
         <w:t xml:space="preserve"> </w:t>
       </w:r>
     </w:p>
     <w:p>
       <w:pPr>
-        <w:pStyle w:val="Heading4"/>
+        <w:rPr>
+          <w:rFonts w:asciiTheme="minorHAnsi" w:hAnsiTheme="minorHAnsi" w:cstheme="minorHAnsi"/>
+          <w:i/>
+        </w:rPr>
       </w:pPr>
       <w:r>
-        <w:t>S</w:t>
-      </w:r>
-      <w:r>
-        <w:t>ource code</w:t>
+        <w:rPr>
+          <w:i/>
+          <w:noProof/>
+          <w:lang w:val="en-US"/>
+        </w:rPr>
+        <mc:AlternateContent>
+          <mc:Choice Requires="wps">
+            <w:drawing>
+              <wp:anchor distT="0" distB="0" distL="114300" distR="114300" simplePos="0" relativeHeight="251704319" behindDoc="1" locked="0" layoutInCell="1" allowOverlap="1" wp14:anchorId="4BFADA71" wp14:editId="4F51A17F">
+                <wp:simplePos x="0" y="0"/>
+                <wp:positionH relativeFrom="column">
+                  <wp:posOffset>-114300</wp:posOffset>
+                </wp:positionH>
+                <wp:positionV relativeFrom="paragraph">
+                  <wp:posOffset>-81280</wp:posOffset>
+                </wp:positionV>
+                <wp:extent cx="5829300" cy="1371600"/>
+                <wp:effectExtent l="0" t="0" r="38100" b="25400"/>
+                <wp:wrapNone/>
+                <wp:docPr id="19" name="Rectangle 19"/>
+                <wp:cNvGraphicFramePr/>
+                <a:graphic xmlns:a="http://schemas.openxmlformats.org/drawingml/2006/main">
+                  <a:graphicData uri="http://schemas.microsoft.com/office/word/2010/wordprocessingShape">
+                    <wps:wsp>
+                      <wps:cNvSpPr/>
+                      <wps:spPr>
+                        <a:xfrm>
+                          <a:off x="0" y="0"/>
+                          <a:ext cx="5829300" cy="1371600"/>
+                        </a:xfrm>
+                        <a:prstGeom prst="rect">
+                          <a:avLst/>
+                        </a:prstGeom>
+                        <a:noFill/>
+                        <a:ln>
+                          <a:solidFill>
+                            <a:schemeClr val="tx1"/>
+                          </a:solidFill>
+                        </a:ln>
+                        <a:effectLst/>
+                      </wps:spPr>
+                      <wps:style>
+                        <a:lnRef idx="1">
+                          <a:schemeClr val="accent1"/>
+                        </a:lnRef>
+                        <a:fillRef idx="3">
+                          <a:schemeClr val="accent1"/>
+                        </a:fillRef>
+                        <a:effectRef idx="2">
+                          <a:schemeClr val="accent1"/>
+                        </a:effectRef>
+                        <a:fontRef idx="minor">
+                          <a:schemeClr val="lt1"/>
+                        </a:fontRef>
+                      </wps:style>
+                      <wps:bodyPr rot="0" spcFirstLastPara="0" vertOverflow="overflow" horzOverflow="overflow" vert="horz" wrap="square" lIns="91440" tIns="45720" rIns="91440" bIns="45720" numCol="1" spcCol="0" rtlCol="0" fromWordArt="0" anchor="ctr" anchorCtr="0" forceAA="0" compatLnSpc="1">
+                        <a:prstTxWarp prst="textNoShape">
+                          <a:avLst/>
+                        </a:prstTxWarp>
+                        <a:noAutofit/>
+                      </wps:bodyPr>
+                    </wps:wsp>
+                  </a:graphicData>
+                </a:graphic>
+                <wp14:sizeRelV relativeFrom="margin">
+                  <wp14:pctHeight>0</wp14:pctHeight>
+                </wp14:sizeRelV>
+              </wp:anchor>
+            </w:drawing>
+          </mc:Choice>
+          <mc:Fallback>
+            <w:pict>
+              <v:rect id="Rectangle 19" o:spid="_x0000_s1026" style="position:absolute;margin-left:-8.95pt;margin-top:-6.35pt;width:459pt;height:108pt;z-index:-251612161;visibility:visible;mso-wrap-style:square;mso-height-percent:0;mso-wrap-distance-left:9pt;mso-wrap-distance-top:0;mso-wrap-distance-right:9pt;mso-wrap-distance-bottom:0;mso-position-horizontal:absolute;mso-position-horizontal-relative:text;mso-position-vertical:absolute;mso-position-vertical-relative:text;mso-height-percent:0;mso-height-relative:margin;v-text-anchor:middle" o:gfxdata="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" filled="f" strokecolor="black [3213]"/>
+            </w:pict>
+          </mc:Fallback>
+        </mc:AlternateContent>
+      </w:r>
+      <w:r>
+        <w:rPr>
+          <w:rFonts w:asciiTheme="minorHAnsi" w:hAnsiTheme="minorHAnsi" w:cstheme="minorHAnsi"/>
+          <w:i/>
+        </w:rPr>
+        <w:t>&lt;%</w:t>
+      </w:r>
+      <w:r>
+        <w:rPr>
+          <w:rFonts w:asciiTheme="minorHAnsi" w:hAnsiTheme="minorHAnsi" w:cstheme="minorHAnsi"/>
+          <w:i/>
+        </w:rPr>
+        <w:br/>
+      </w:r>
+      <w:proofErr w:type="gramStart"/>
+      <w:r>
+        <w:rPr>
+          <w:rFonts w:asciiTheme="minorHAnsi" w:hAnsiTheme="minorHAnsi" w:cstheme="minorHAnsi"/>
+          <w:i/>
+        </w:rPr>
+        <w:t xml:space="preserve">    if</w:t>
+      </w:r>
+      <w:proofErr w:type="gramEnd"/>
+      <w:r>
+        <w:rPr>
+          <w:rFonts w:asciiTheme="minorHAnsi" w:hAnsiTheme="minorHAnsi" w:cstheme="minorHAnsi"/>
+          <w:i/>
+        </w:rPr>
+        <w:t xml:space="preserve"> ((</w:t>
+      </w:r>
+      <w:proofErr w:type="spellStart"/>
+      <w:r>
+        <w:rPr>
+          <w:rFonts w:asciiTheme="minorHAnsi" w:hAnsiTheme="minorHAnsi" w:cstheme="minorHAnsi"/>
+          <w:i/>
+        </w:rPr>
+        <w:t>session.getAttribute</w:t>
+      </w:r>
+      <w:proofErr w:type="spellEnd"/>
+      <w:r>
+        <w:rPr>
+          <w:rFonts w:asciiTheme="minorHAnsi" w:hAnsiTheme="minorHAnsi" w:cstheme="minorHAnsi"/>
+          <w:i/>
+        </w:rPr>
+        <w:t>("</w:t>
+      </w:r>
+      <w:proofErr w:type="spellStart"/>
+      <w:r>
+        <w:rPr>
+          <w:rFonts w:asciiTheme="minorHAnsi" w:hAnsiTheme="minorHAnsi" w:cstheme="minorHAnsi"/>
+          <w:i/>
+        </w:rPr>
+        <w:t>userid</w:t>
+      </w:r>
+      <w:proofErr w:type="spellEnd"/>
+      <w:r>
+        <w:rPr>
+          <w:rFonts w:asciiTheme="minorHAnsi" w:hAnsiTheme="minorHAnsi" w:cstheme="minorHAnsi"/>
+          <w:i/>
+        </w:rPr>
+        <w:t>") == null) || (</w:t>
+      </w:r>
+      <w:proofErr w:type="spellStart"/>
+      <w:r>
+        <w:rPr>
+          <w:rFonts w:asciiTheme="minorHAnsi" w:hAnsiTheme="minorHAnsi" w:cstheme="minorHAnsi"/>
+          <w:i/>
+        </w:rPr>
+        <w:t>session.getAttribute</w:t>
+      </w:r>
+      <w:proofErr w:type="spellEnd"/>
+      <w:r>
+        <w:rPr>
+          <w:rFonts w:asciiTheme="minorHAnsi" w:hAnsiTheme="minorHAnsi" w:cstheme="minorHAnsi"/>
+          <w:i/>
+        </w:rPr>
+        <w:t>("</w:t>
+      </w:r>
+      <w:proofErr w:type="spellStart"/>
+      <w:r>
+        <w:rPr>
+          <w:rFonts w:asciiTheme="minorHAnsi" w:hAnsiTheme="minorHAnsi" w:cstheme="minorHAnsi"/>
+          <w:i/>
+        </w:rPr>
+        <w:t>userid</w:t>
+      </w:r>
+      <w:proofErr w:type="spellEnd"/>
+      <w:r>
+        <w:rPr>
+          <w:rFonts w:asciiTheme="minorHAnsi" w:hAnsiTheme="minorHAnsi" w:cstheme="minorHAnsi"/>
+          <w:i/>
+        </w:rPr>
+        <w:t xml:space="preserve">") == "")) {    </w:t>
+      </w:r>
+      <w:r>
+        <w:rPr>
+          <w:rFonts w:asciiTheme="minorHAnsi" w:hAnsiTheme="minorHAnsi" w:cstheme="minorHAnsi"/>
+          <w:i/>
+        </w:rPr>
+        <w:tab/>
+      </w:r>
+      <w:proofErr w:type="spellStart"/>
+      <w:r>
+        <w:rPr>
+          <w:rFonts w:asciiTheme="minorHAnsi" w:hAnsiTheme="minorHAnsi" w:cstheme="minorHAnsi"/>
+          <w:i/>
+        </w:rPr>
+        <w:t>response.sendRedirect</w:t>
+      </w:r>
+      <w:proofErr w:type="spellEnd"/>
+      <w:r>
+        <w:rPr>
+          <w:rFonts w:asciiTheme="minorHAnsi" w:hAnsiTheme="minorHAnsi" w:cstheme="minorHAnsi"/>
+          <w:i/>
+        </w:rPr>
+        <w:t>("</w:t>
+      </w:r>
+      <w:proofErr w:type="spellStart"/>
+      <w:r>
+        <w:rPr>
+          <w:rFonts w:asciiTheme="minorHAnsi" w:hAnsiTheme="minorHAnsi" w:cstheme="minorHAnsi"/>
+          <w:i/>
+        </w:rPr>
+        <w:t>index.jsp</w:t>
+      </w:r>
+      <w:proofErr w:type="spellEnd"/>
+      <w:r>
+        <w:rPr>
+          <w:rFonts w:asciiTheme="minorHAnsi" w:hAnsiTheme="minorHAnsi" w:cstheme="minorHAnsi"/>
+          <w:i/>
+        </w:rPr>
+        <w:t>");</w:t>
+      </w:r>
+      <w:r>
+        <w:rPr>
+          <w:rFonts w:asciiTheme="minorHAnsi" w:hAnsiTheme="minorHAnsi" w:cstheme="minorHAnsi"/>
+          <w:i/>
+        </w:rPr>
+        <w:br/>
+        <w:t xml:space="preserve">    }</w:t>
+      </w:r>
+      <w:r>
+        <w:rPr>
+          <w:rFonts w:asciiTheme="minorHAnsi" w:hAnsiTheme="minorHAnsi" w:cstheme="minorHAnsi"/>
+          <w:i/>
+        </w:rPr>
+        <w:br/>
+        <w:t>%&gt;</w:t>
+      </w:r>
+    </w:p>
+    <w:p>
+      <w:pPr>
+        <w:rPr>
+          <w:rFonts w:asciiTheme="minorHAnsi" w:hAnsiTheme="minorHAnsi" w:cstheme="minorHAnsi"/>
+        </w:rPr>
+      </w:pPr>
+      <w:r>
+        <w:rPr>
+          <w:rFonts w:asciiTheme="minorHAnsi" w:hAnsiTheme="minorHAnsi" w:cstheme="minorHAnsi"/>
+        </w:rPr>
+        <w:t xml:space="preserve">The code snippet of code above checks if the </w:t>
+      </w:r>
+      <w:r>
+        <w:rPr>
+          <w:rFonts w:asciiTheme="minorHAnsi" w:hAnsiTheme="minorHAnsi" w:cstheme="minorHAnsi"/>
+        </w:rPr>
+        <w:t>“</w:t>
+      </w:r>
+      <w:proofErr w:type="spellStart"/>
+      <w:r>
+        <w:rPr>
+          <w:rFonts w:asciiTheme="minorHAnsi" w:hAnsiTheme="minorHAnsi" w:cstheme="minorHAnsi"/>
+          <w:i/>
+        </w:rPr>
+        <w:t>userid</w:t>
+      </w:r>
+      <w:proofErr w:type="spellEnd"/>
+      <w:r>
+        <w:rPr>
+          <w:rFonts w:asciiTheme="minorHAnsi" w:hAnsiTheme="minorHAnsi" w:cstheme="minorHAnsi"/>
+        </w:rPr>
+        <w:t>”</w:t>
+      </w:r>
+      <w:r>
+        <w:rPr>
+          <w:rFonts w:asciiTheme="minorHAnsi" w:hAnsiTheme="minorHAnsi" w:cstheme="minorHAnsi"/>
+        </w:rPr>
+        <w:t xml:space="preserve"> from the session variable is </w:t>
+      </w:r>
+      <w:r>
+        <w:rPr>
+          <w:rFonts w:asciiTheme="minorHAnsi" w:hAnsiTheme="minorHAnsi" w:cstheme="minorHAnsi"/>
+        </w:rPr>
+        <w:t>“</w:t>
+      </w:r>
+      <w:r>
+        <w:rPr>
+          <w:rFonts w:asciiTheme="minorHAnsi" w:hAnsiTheme="minorHAnsi" w:cstheme="minorHAnsi"/>
+          <w:i/>
+        </w:rPr>
+        <w:t>null</w:t>
+      </w:r>
+      <w:r>
+        <w:rPr>
+          <w:rFonts w:asciiTheme="minorHAnsi" w:hAnsiTheme="minorHAnsi" w:cstheme="minorHAnsi"/>
+        </w:rPr>
+        <w:t>”</w:t>
+      </w:r>
+      <w:r>
+        <w:rPr>
+          <w:rFonts w:asciiTheme="minorHAnsi" w:hAnsiTheme="minorHAnsi" w:cstheme="minorHAnsi"/>
+        </w:rPr>
+        <w:t xml:space="preserve">. If it happens to be null then the user is directed back to the </w:t>
+      </w:r>
+      <w:proofErr w:type="spellStart"/>
+      <w:r>
+        <w:rPr>
+          <w:rFonts w:asciiTheme="minorHAnsi" w:hAnsiTheme="minorHAnsi" w:cstheme="minorHAnsi"/>
+        </w:rPr>
+        <w:t>index.jsp</w:t>
+      </w:r>
+      <w:proofErr w:type="spellEnd"/>
+      <w:r>
+        <w:rPr>
+          <w:rFonts w:asciiTheme="minorHAnsi" w:hAnsiTheme="minorHAnsi" w:cstheme="minorHAnsi"/>
+        </w:rPr>
+        <w:t xml:space="preserve"> page. Notice the user will automatically have their </w:t>
+      </w:r>
+      <w:r>
+        <w:rPr>
+          <w:rFonts w:asciiTheme="minorHAnsi" w:hAnsiTheme="minorHAnsi" w:cstheme="minorHAnsi"/>
+        </w:rPr>
+        <w:t>“</w:t>
+      </w:r>
+      <w:proofErr w:type="spellStart"/>
+      <w:r>
+        <w:rPr>
+          <w:rFonts w:asciiTheme="minorHAnsi" w:hAnsiTheme="minorHAnsi" w:cstheme="minorHAnsi"/>
+          <w:i/>
+        </w:rPr>
+        <w:t>userid</w:t>
+      </w:r>
+      <w:proofErr w:type="spellEnd"/>
+      <w:r>
+        <w:rPr>
+          <w:rFonts w:asciiTheme="minorHAnsi" w:hAnsiTheme="minorHAnsi" w:cstheme="minorHAnsi"/>
+        </w:rPr>
+        <w:t>”</w:t>
+      </w:r>
+      <w:r>
+        <w:rPr>
+          <w:rFonts w:asciiTheme="minorHAnsi" w:hAnsiTheme="minorHAnsi" w:cstheme="minorHAnsi"/>
+        </w:rPr>
+        <w:t xml:space="preserve"> set to the </w:t>
+      </w:r>
+      <w:r>
+        <w:rPr>
+          <w:rFonts w:asciiTheme="minorHAnsi" w:hAnsiTheme="minorHAnsi" w:cstheme="minorHAnsi"/>
+        </w:rPr>
+        <w:t>“</w:t>
+      </w:r>
+      <w:proofErr w:type="spellStart"/>
+      <w:r>
+        <w:rPr>
+          <w:rFonts w:asciiTheme="minorHAnsi" w:hAnsiTheme="minorHAnsi" w:cstheme="minorHAnsi"/>
+          <w:i/>
+        </w:rPr>
+        <w:t>userid</w:t>
+      </w:r>
+      <w:proofErr w:type="spellEnd"/>
+      <w:r>
+        <w:rPr>
+          <w:rFonts w:asciiTheme="minorHAnsi" w:hAnsiTheme="minorHAnsi" w:cstheme="minorHAnsi"/>
+        </w:rPr>
+        <w:t>”</w:t>
+      </w:r>
+      <w:r>
+        <w:rPr>
+          <w:rFonts w:asciiTheme="minorHAnsi" w:hAnsiTheme="minorHAnsi" w:cstheme="minorHAnsi"/>
+        </w:rPr>
+        <w:t xml:space="preserve"> they entered upon logging in, therefore if that is empty, then the user has not successfully logged n.</w:t>
       </w:r>
     </w:p>
     <w:p>
       <w:pPr>
         <w:pStyle w:val="Heading2"/>
       </w:pPr>
-      <w:bookmarkStart w:id="73" w:name="_Toc387605652"/>
+      <w:bookmarkStart w:id="70" w:name="_Toc387605652"/>
       <w:r>
         <w:t xml:space="preserve">Testing </w:t>
       </w:r>
       <w:r>
         <w:t>phase</w:t>
       </w:r>
-      <w:bookmarkEnd w:id="73"/>
+      <w:bookmarkEnd w:id="70"/>
     </w:p>
     <w:p>
       <w:r>
         <w:t xml:space="preserve">Working in an agile way meant that the author regularly tested functionality after each iteration cycle. For each iteration cycle, a series of functional requirements were targeted so the tests were done accordingly. </w:t>
       </w:r>
-    </w:p>
-    <w:p>
-      <w:pPr>
-        <w:pStyle w:val="CommentText"/>
-      </w:pPr>
-      <w:proofErr w:type="gramStart"/>
-      <w:r>
-        <w:rPr>
-          <w:highlight w:val="yellow"/>
-        </w:rPr>
-        <w:t>what</w:t>
-      </w:r>
-      <w:proofErr w:type="gramEnd"/>
-      <w:r>
-        <w:rPr>
-          <w:highlight w:val="yellow"/>
-        </w:rPr>
-        <w:t xml:space="preserve"> were the functional requirements “targeted”? You need to be specific.</w:t>
-      </w:r>
-    </w:p>
-    <w:p>
-      <w:pPr>
-        <w:pStyle w:val="CommentText"/>
-        <w:tabs>
-          <w:tab w:val="left" w:pos="7680"/>
-        </w:tabs>
-      </w:pPr>
       <w:r>
         <w:tab/>
       </w:r>
@@ -18323,9 +19118,85 @@
     </w:p>
     <w:p>
       <w:r>
+        <w:rPr>
+          <w:noProof/>
+          <w:lang w:val="en-US"/>
+        </w:rPr>
+        <w:drawing>
+          <wp:anchor distT="0" distB="0" distL="114300" distR="114300" simplePos="0" relativeHeight="251705343" behindDoc="0" locked="0" layoutInCell="1" allowOverlap="1" wp14:anchorId="29F06EE7" wp14:editId="3CAE51E2">
+            <wp:simplePos x="0" y="0"/>
+            <wp:positionH relativeFrom="column">
+              <wp:posOffset>-342900</wp:posOffset>
+            </wp:positionH>
+            <wp:positionV relativeFrom="paragraph">
+              <wp:posOffset>659130</wp:posOffset>
+            </wp:positionV>
+            <wp:extent cx="6515735" cy="1988820"/>
+            <wp:effectExtent l="0" t="0" r="12065" b="0"/>
+            <wp:wrapTight wrapText="bothSides">
+              <wp:wrapPolygon edited="0">
+                <wp:start x="0" y="0"/>
+                <wp:lineTo x="0" y="21241"/>
+                <wp:lineTo x="21556" y="21241"/>
+                <wp:lineTo x="21556" y="0"/>
+                <wp:lineTo x="0" y="0"/>
+              </wp:wrapPolygon>
+            </wp:wrapTight>
+            <wp:docPr id="22" name="Picture 22" descr="Macintosh HD:Users:Mohnish:Desktop:Screen Shot 2014-05-13 at 01.16.24.png"/>
+            <wp:cNvGraphicFramePr>
+              <a:graphicFrameLocks xmlns:a="http://schemas.openxmlformats.org/drawingml/2006/main" noChangeAspect="1"/>
+            </wp:cNvGraphicFramePr>
+            <a:graphic xmlns:a="http://schemas.openxmlformats.org/drawingml/2006/main">
+              <a:graphicData uri="http://schemas.openxmlformats.org/drawingml/2006/picture">
+                <pic:pic xmlns:pic="http://schemas.openxmlformats.org/drawingml/2006/picture">
+                  <pic:nvPicPr>
+                    <pic:cNvPr id="0" name="Picture 3" descr="Macintosh HD:Users:Mohnish:Desktop:Screen Shot 2014-05-13 at 01.16.24.png"/>
+                    <pic:cNvPicPr>
+                      <a:picLocks noChangeAspect="1" noChangeArrowheads="1"/>
+                    </pic:cNvPicPr>
+                  </pic:nvPicPr>
+                  <pic:blipFill>
+                    <a:blip r:embed="rId31">
+                      <a:extLst>
+                        <a:ext uri="{28A0092B-C50C-407E-A947-70E740481C1C}">
+                          <a14:useLocalDpi xmlns:a14="http://schemas.microsoft.com/office/drawing/2010/main" val="0"/>
+                        </a:ext>
+                      </a:extLst>
+                    </a:blip>
+                    <a:srcRect/>
+                    <a:stretch>
+                      <a:fillRect/>
+                    </a:stretch>
+                  </pic:blipFill>
+                  <pic:spPr bwMode="auto">
+                    <a:xfrm>
+                      <a:off x="0" y="0"/>
+                      <a:ext cx="6515735" cy="1988820"/>
+                    </a:xfrm>
+                    <a:prstGeom prst="rect">
+                      <a:avLst/>
+                    </a:prstGeom>
+                    <a:noFill/>
+                    <a:ln>
+                      <a:noFill/>
+                    </a:ln>
+                  </pic:spPr>
+                </pic:pic>
+              </a:graphicData>
+            </a:graphic>
+            <wp14:sizeRelH relativeFrom="page">
+              <wp14:pctWidth>0</wp14:pctWidth>
+            </wp14:sizeRelH>
+            <wp14:sizeRelV relativeFrom="page">
+              <wp14:pctHeight>0</wp14:pctHeight>
+            </wp14:sizeRelV>
+          </wp:anchor>
+        </w:drawing>
+      </w:r>
+      <w:r>
         <w:t xml:space="preserve">Performance tests were also ran on </w:t>
       </w:r>
-      <w:hyperlink r:id="rId31" w:history="1">
+      <w:hyperlink r:id="rId32" w:history="1">
         <w:r>
           <w:rPr>
             <w:rStyle w:val="Hyperlink"/>
@@ -18337,54 +19208,50 @@
         <w:t xml:space="preserve"> to ensure the web-system would perform as expected on all browsers with minimal resources used.</w:t>
       </w:r>
     </w:p>
-    <w:p>
-      <w:r>
-        <w:t xml:space="preserve">Manual testing was done </w:t>
-      </w:r>
-    </w:p>
-    <w:p>
-      <w:pPr>
+    <w:p/>
+    <w:p>
+      <w:r>
+        <w:t xml:space="preserve">Here you can see a breakdown of the page elements in “Requests” and “Bytes”. We can see it is requesting more images, but there are more bytes of java script code. This means that the java script code is only run when needed, whereas the images are loaded up at the start, which results in </w:t>
+      </w:r>
+      <w:proofErr w:type="gramStart"/>
+      <w:r>
+        <w:t>a</w:t>
+      </w:r>
+      <w:proofErr w:type="gramEnd"/>
+      <w:r>
+        <w:t xml:space="preserve"> overall faster load time from page to page.</w:t>
+      </w:r>
+    </w:p>
+    <w:p>
+      <w:r>
+        <w:t>Test scripts were also written for manual testing. Just to make sure all of the links a</w:t>
+      </w:r>
+      <w:r>
+        <w:t>nd functions worked as expected. These can be found in [</w:t>
+      </w:r>
+      <w:proofErr w:type="gramStart"/>
+      <w:r>
+        <w:rPr>
+          <w:highlight w:val="magenta"/>
+        </w:rPr>
+        <w:t>appendix</w:t>
+      </w:r>
+      <w:r>
+        <w:t xml:space="preserve"> ]</w:t>
+      </w:r>
+      <w:proofErr w:type="gramEnd"/>
+      <w:r>
         <w:rPr>
           <w:highlight w:val="yellow"/>
         </w:rPr>
-      </w:pPr>
-      <w:r>
-        <w:rPr>
-          <w:highlight w:val="yellow"/>
-        </w:rPr>
-        <w:t xml:space="preserve">What </w:t>
-      </w:r>
-      <w:proofErr w:type="gramStart"/>
-      <w:r>
-        <w:rPr>
-          <w:highlight w:val="yellow"/>
-        </w:rPr>
-        <w:t>were the performance test</w:t>
-      </w:r>
-      <w:proofErr w:type="gramEnd"/>
-      <w:r>
-        <w:rPr>
-          <w:highlight w:val="yellow"/>
-        </w:rPr>
-        <w:t xml:space="preserve"> used? What were the outcomes of the test performed? You need to be detailed about this.</w:t>
-      </w:r>
-    </w:p>
-    <w:p>
-      <w:pPr>
-        <w:pStyle w:val="CommentText"/>
-      </w:pPr>
-      <w:r>
-        <w:rPr>
-          <w:highlight w:val="yellow"/>
-        </w:rPr>
-        <w:t>The tool could be mentioned in the Literature Review, and/or as part of the Method.</w:t>
+        <w:t xml:space="preserve"> </w:t>
       </w:r>
     </w:p>
     <w:p>
       <w:pPr>
         <w:pStyle w:val="Heading2"/>
       </w:pPr>
-      <w:bookmarkStart w:id="74" w:name="_Toc387605653"/>
+      <w:bookmarkStart w:id="71" w:name="_Toc387605653"/>
       <w:r>
         <w:t>Verification</w:t>
       </w:r>
@@ -18394,7 +19261,9 @@
       <w:r>
         <w:t>valuation</w:t>
       </w:r>
-      <w:bookmarkEnd w:id="74"/>
+      <w:bookmarkStart w:id="72" w:name="_GoBack"/>
+      <w:bookmarkEnd w:id="71"/>
+      <w:bookmarkEnd w:id="72"/>
     </w:p>
     <w:p>
       <w:r>
@@ -18416,7 +19285,6 @@
         </w:rPr>
       </w:pPr>
       <w:r>
-        <w:lastRenderedPageBreak/>
         <w:t xml:space="preserve"> </w:t>
       </w:r>
       <w:proofErr w:type="gramStart"/>
@@ -18732,6 +19600,7 @@
         <w:pStyle w:val="Heading1"/>
       </w:pPr>
       <w:r>
+        <w:lastRenderedPageBreak/>
         <w:t>Conclusions</w:t>
       </w:r>
       <w:r>
@@ -18756,21 +19625,21 @@
       <w:pPr>
         <w:pStyle w:val="Heading1"/>
       </w:pPr>
-      <w:bookmarkStart w:id="75" w:name="_Toc387605657"/>
+      <w:bookmarkStart w:id="73" w:name="_Toc387605657"/>
       <w:r>
         <w:t>References chapter</w:t>
       </w:r>
-      <w:bookmarkEnd w:id="75"/>
+      <w:bookmarkEnd w:id="73"/>
     </w:p>
     <w:p>
       <w:pPr>
         <w:pStyle w:val="Heading1"/>
       </w:pPr>
-      <w:bookmarkStart w:id="76" w:name="_Toc387605658"/>
+      <w:bookmarkStart w:id="74" w:name="_Toc387605658"/>
       <w:r>
         <w:t>Appendices</w:t>
       </w:r>
-      <w:bookmarkEnd w:id="76"/>
+      <w:bookmarkEnd w:id="74"/>
       <w:r>
         <w:t xml:space="preserve"> </w:t>
       </w:r>
@@ -18787,14 +19656,14 @@
           <w:highlight w:val="yellow"/>
         </w:rPr>
       </w:pPr>
-      <w:bookmarkStart w:id="77" w:name="_Toc387605659"/>
+      <w:bookmarkStart w:id="75" w:name="_Toc387605659"/>
       <w:r>
         <w:rPr>
           <w:highlight w:val="yellow"/>
         </w:rPr>
         <w:t>Client emails/ Meeting minutes</w:t>
       </w:r>
-      <w:bookmarkEnd w:id="77"/>
+      <w:bookmarkEnd w:id="75"/>
       <w:r>
         <w:rPr>
           <w:highlight w:val="yellow"/>
@@ -18898,15 +19767,7 @@
                 <w:szCs w:val="24"/>
                 <w:highlight w:val="yellow"/>
               </w:rPr>
-              <w:t xml:space="preserve">This consists of all the requirements set from the client via regular meetings and emails sent within the project. These documents are assigned/ signed to ensure they were asked to be delivered and are </w:t>
-            </w:r>
-            <w:r>
-              <w:rPr>
-                <w:szCs w:val="24"/>
-                <w:highlight w:val="yellow"/>
-              </w:rPr>
-              <w:lastRenderedPageBreak/>
-              <w:t>met by the author.</w:t>
+              <w:t>This consists of all the requirements set from the client via regular meetings and emails sent within the project. These documents are assigned/ signed to ensure they were asked to be delivered and are met by the author.</w:t>
             </w:r>
           </w:p>
         </w:tc>
@@ -18930,7 +19791,6 @@
                 <w:szCs w:val="24"/>
                 <w:highlight w:val="yellow"/>
               </w:rPr>
-              <w:lastRenderedPageBreak/>
               <w:t xml:space="preserve">Purpose: </w:t>
             </w:r>
           </w:p>
@@ -19066,7 +19926,7 @@
           <w:tab w:val="left" w:pos="6686"/>
         </w:tabs>
       </w:pPr>
-      <w:bookmarkStart w:id="78" w:name="_Toc387605660"/>
+      <w:bookmarkStart w:id="76" w:name="_Toc387605660"/>
     </w:p>
     <w:p/>
     <w:p/>
@@ -19084,14 +19944,14 @@
     <w:p/>
     <w:p/>
     <w:p/>
-    <w:bookmarkEnd w:id="78"/>
+    <w:bookmarkEnd w:id="76"/>
     <w:p>
       <w:pPr>
         <w:spacing w:after="120"/>
       </w:pPr>
     </w:p>
     <w:sectPr>
-      <w:footerReference w:type="default" r:id="rId32"/>
+      <w:footerReference w:type="default" r:id="rId33"/>
       <w:pgSz w:w="11906" w:h="16838"/>
       <w:pgMar w:top="1440" w:right="1440" w:bottom="1440" w:left="1440" w:header="708" w:footer="708" w:gutter="0"/>
       <w:cols w:space="708"/>
@@ -19284,7 +20144,7 @@
                                           <w:sz w:val="48"/>
                                           <w:szCs w:val="44"/>
                                         </w:rPr>
-                                        <w:t>30</w:t>
+                                        <w:t>32</w:t>
                                       </w:r>
                                       <w:r>
                                         <w:rPr>
@@ -22577,7 +23437,7 @@
 </file>
 
 <file path=customXml/itemProps1.xml><?xml version="1.0" encoding="utf-8"?>
-<ds:datastoreItem xmlns:ds="http://schemas.openxmlformats.org/officeDocument/2006/customXml" ds:itemID="{6DA57815-5270-F94A-A35C-EFB2C0DFE1A9}">
+<ds:datastoreItem xmlns:ds="http://schemas.openxmlformats.org/officeDocument/2006/customXml" ds:itemID="{0AE112E6-0964-3A41-BDE3-A805EAEC82E4}">
   <ds:schemaRefs>
     <ds:schemaRef ds:uri="http://schemas.openxmlformats.org/officeDocument/2006/bibliography"/>
   </ds:schemaRefs>

--- a/Documents/Gurvinder Kaur - Individual Project Report - v5.docx
+++ b/Documents/Gurvinder Kaur - Individual Project Report - v5.docx
@@ -1,6 +1,6 @@
 
 <file path=word/document.xml><?xml version="1.0" encoding="utf-8"?>
-<w:document xmlns:wpc="http://schemas.microsoft.com/office/word/2010/wordprocessingCanvas" xmlns:mo="http://schemas.microsoft.com/office/mac/office/2008/main" xmlns:mc="http://schemas.openxmlformats.org/markup-compatibility/2006" xmlns:mv="urn:schemas-microsoft-com:mac:vml" xmlns:o="urn:schemas-microsoft-com:office:office" xmlns:r="http://schemas.openxmlformats.org/officeDocument/2006/relationships" xmlns:m="http://schemas.openxmlformats.org/officeDocument/2006/math" xmlns:v="urn:schemas-microsoft-com:vml" xmlns:wp14="http://schemas.microsoft.com/office/word/2010/wordprocessingDrawing" xmlns:wp="http://schemas.openxmlformats.org/drawingml/2006/wordprocessingDrawing" xmlns:w10="urn:schemas-microsoft-com:office:word" xmlns:w="http://schemas.openxmlformats.org/wordprocessingml/2006/main" xmlns:w14="http://schemas.microsoft.com/office/word/2010/wordml" xmlns:wpg="http://schemas.microsoft.com/office/word/2010/wordprocessingGroup" xmlns:wpi="http://schemas.microsoft.com/office/word/2010/wordprocessingInk" xmlns:wne="http://schemas.microsoft.com/office/word/2006/wordml" xmlns:wps="http://schemas.microsoft.com/office/word/2010/wordprocessingShape" mc:Ignorable="w14 wp14">
+<w:document xmlns:wpc="http://schemas.microsoft.com/office/word/2010/wordprocessingCanvas" xmlns:mc="http://schemas.openxmlformats.org/markup-compatibility/2006" xmlns:o="urn:schemas-microsoft-com:office:office" xmlns:r="http://schemas.openxmlformats.org/officeDocument/2006/relationships" xmlns:m="http://schemas.openxmlformats.org/officeDocument/2006/math" xmlns:v="urn:schemas-microsoft-com:vml" xmlns:wp14="http://schemas.microsoft.com/office/word/2010/wordprocessingDrawing" xmlns:wp="http://schemas.openxmlformats.org/drawingml/2006/wordprocessingDrawing" xmlns:w10="urn:schemas-microsoft-com:office:word" xmlns:w="http://schemas.openxmlformats.org/wordprocessingml/2006/main" xmlns:w14="http://schemas.microsoft.com/office/word/2010/wordml" xmlns:wpg="http://schemas.microsoft.com/office/word/2010/wordprocessingGroup" xmlns:wpi="http://schemas.microsoft.com/office/word/2010/wordprocessingInk" xmlns:wne="http://schemas.microsoft.com/office/word/2006/wordml" xmlns:wps="http://schemas.microsoft.com/office/word/2010/wordprocessingShape" mc:Ignorable="w14 wp14">
   <w:body>
     <w:p>
       <w:pPr>
@@ -146,7 +146,7 @@
           <w:rFonts w:ascii="Times New Roman" w:hAnsi="Times New Roman" w:cs="Times New Roman"/>
           <w:noProof/>
           <w:szCs w:val="24"/>
-          <w:lang w:val="en-US"/>
+          <w:lang w:eastAsia="en-GB"/>
         </w:rPr>
         <w:drawing>
           <wp:inline distT="0" distB="0" distL="0" distR="0" wp14:anchorId="4392E021" wp14:editId="74AD36D7">
@@ -12765,7 +12765,7 @@
       <w:r>
         <w:rPr>
           <w:noProof/>
-          <w:lang w:val="en-US"/>
+          <w:lang w:eastAsia="en-GB"/>
         </w:rPr>
         <w:drawing>
           <wp:anchor distT="0" distB="0" distL="114300" distR="114300" simplePos="0" relativeHeight="251658240" behindDoc="0" locked="0" layoutInCell="1" allowOverlap="1" wp14:anchorId="5C5DA46B" wp14:editId="0551DEF6">
@@ -12813,7 +12813,7 @@
                       <a:noFill/>
                     </a:ln>
                     <a:extLst>
-                      <a:ext uri="{53640926-AAD7-44d8-BBD7-CCE9431645EC}">
+                      <a:ext uri="{53640926-AAD7-44D8-BBD7-CCE9431645EC}">
                         <a14:shadowObscured xmlns:a14="http://schemas.microsoft.com/office/drawing/2010/main"/>
                       </a:ext>
                     </a:extLst>
@@ -12833,7 +12833,7 @@
       <w:r>
         <w:rPr>
           <w:noProof/>
-          <w:lang w:val="en-US"/>
+          <w:lang w:eastAsia="en-GB"/>
         </w:rPr>
         <w:drawing>
           <wp:anchor distT="0" distB="0" distL="114300" distR="114300" simplePos="0" relativeHeight="251659264" behindDoc="0" locked="0" layoutInCell="1" allowOverlap="1" wp14:anchorId="341DC2AD" wp14:editId="40057E18">
@@ -12881,7 +12881,7 @@
                       <a:noFill/>
                     </a:ln>
                     <a:extLst>
-                      <a:ext uri="{53640926-AAD7-44d8-BBD7-CCE9431645EC}">
+                      <a:ext uri="{53640926-AAD7-44D8-BBD7-CCE9431645EC}">
                         <a14:shadowObscured xmlns:a14="http://schemas.microsoft.com/office/drawing/2010/main"/>
                       </a:ext>
                     </a:extLst>
@@ -15334,7 +15334,6 @@
       </w:pPr>
       <w:bookmarkStart w:id="56" w:name="_Toc387605634"/>
       <w:r>
-        <w:lastRenderedPageBreak/>
         <w:t>Entity</w:t>
       </w:r>
       <w:r>
@@ -15356,6 +15355,7 @@
     </w:p>
     <w:p>
       <w:r>
+        <w:lastRenderedPageBreak/>
         <w:t xml:space="preserve">An </w:t>
       </w:r>
       <w:r>
@@ -15553,11 +15553,7 @@
     </w:p>
     <w:p>
       <w:r>
-        <w:t xml:space="preserve">Due to the incremental and iterative development approach taken by the author, by its nature the development methodology encouraged the author to make numerous backups. However the author still put extra effort in making sure regular backups were made and stored in multiple locations. A daily backup would take place regardless of progress, as well as backups throughout the working time, after each change has been made. The backups were stored on the authors workstation, external hard drive, as well as on the cloud via Dropbox – by having Dropbox installed on multiple machines, it enabled multiple backups on other machines too. With each backup entry, marked in a special folder with the date and time, the author would also insert an entry in a change log with the same date and time. By utilising </w:t>
-      </w:r>
-      <w:r>
-        <w:lastRenderedPageBreak/>
-        <w:t>this technique, the author was able to track individual changes as well as have multipl</w:t>
+        <w:t>Due to the incremental and iterative development approach taken by the author, by its nature the development methodology encouraged the author to make numerous backups. However the author still put extra effort in making sure regular backups were made and stored in multiple locations. A daily backup would take place regardless of progress, as well as backups throughout the working time, after each change has been made. The backups were stored on the authors workstation, external hard drive, as well as on the cloud via Dropbox – by having Dropbox installed on multiple machines, it enabled multiple backups on other machines too. With each backup entry, marked in a special folder with the date and time, the author would also insert an entry in a change log with the same date and time. By utilising this technique, the author was able to track individual changes as well as have multipl</w:t>
       </w:r>
       <w:r>
         <w:t>e backups of the project.</w:t>
@@ -15569,6 +15565,7 @@
       </w:pPr>
       <w:bookmarkStart w:id="60" w:name="_Toc387605638"/>
       <w:r>
+        <w:lastRenderedPageBreak/>
         <w:t>Source c</w:t>
       </w:r>
       <w:r>
@@ -15790,35 +15787,35 @@
         <w:t xml:space="preserve"> whilst developing</w:t>
       </w:r>
       <w:r>
-        <w:t xml:space="preserve">, making an action </w:t>
+        <w:t xml:space="preserve">, making an action and then allowing client to review </w:t>
+      </w:r>
+      <w:r>
+        <w:t>until completion</w:t>
+      </w:r>
+      <w:r>
+        <w:t xml:space="preserve"> with client signing it off to ensure</w:t>
+      </w:r>
+      <w:r>
+        <w:t xml:space="preserve"> the requirements i</w:t>
+      </w:r>
+      <w:r>
+        <w:t>s</w:t>
+      </w:r>
+      <w:r>
+        <w:t xml:space="preserve"> met</w:t>
+      </w:r>
+      <w:r>
+        <w:t xml:space="preserve">. </w:t>
+      </w:r>
+      <w:r>
+        <w:t xml:space="preserve">Third part was </w:t>
+      </w:r>
+      <w:r>
+        <w:t xml:space="preserve">providing a feedback questionnaire to the come-in and </w:t>
       </w:r>
       <w:r>
         <w:lastRenderedPageBreak/>
-        <w:t xml:space="preserve">and then allowing client to review </w:t>
-      </w:r>
-      <w:r>
-        <w:t>until completion</w:t>
-      </w:r>
-      <w:r>
-        <w:t xml:space="preserve"> with client signing it off to ensure</w:t>
-      </w:r>
-      <w:r>
-        <w:t xml:space="preserve"> the requirements i</w:t>
-      </w:r>
-      <w:r>
-        <w:t>s</w:t>
-      </w:r>
-      <w:r>
-        <w:t xml:space="preserve"> met</w:t>
-      </w:r>
-      <w:r>
-        <w:t xml:space="preserve">. </w:t>
-      </w:r>
-      <w:r>
-        <w:t xml:space="preserve">Third part was </w:t>
-      </w:r>
-      <w:r>
-        <w:t>providing a feedback questionnaire to the come-in and business customers to attain their views on the website design and functionality, to make last improvements.</w:t>
+        <w:t>business customers to attain their views on the website design and functionality, to make last improvements.</w:t>
       </w:r>
     </w:p>
     <w:p/>
@@ -16020,7 +16017,6 @@
     </w:p>
     <w:p>
       <w:r>
-        <w:lastRenderedPageBreak/>
         <w:t>Please refer to Appendix [Information Discussion/ Unstructured Interview] for the entire list of pr</w:t>
       </w:r>
       <w:r>
@@ -16037,6 +16033,7 @@
     </w:p>
     <w:p>
       <w:r>
+        <w:lastRenderedPageBreak/>
         <w:t xml:space="preserve">The author developed functional and non-functional requirements based </w:t>
       </w:r>
       <w:r>
@@ -16088,7 +16085,7 @@
       <w:r>
         <w:rPr>
           <w:noProof/>
-          <w:lang w:val="en-US"/>
+          <w:lang w:eastAsia="en-GB"/>
         </w:rPr>
         <mc:AlternateContent>
           <mc:Choice Requires="wpg">
@@ -16207,7 +16204,7 @@
                             <a:noFill/>
                           </a:ln>
                           <a:extLst>
-                            <a:ext uri="{53640926-AAD7-44d8-BBD7-CCE9431645EC}">
+                            <a:ext uri="{53640926-AAD7-44D8-BBD7-CCE9431645EC}">
                               <a14:shadowObscured xmlns:a14="http://schemas.microsoft.com/office/drawing/2010/main"/>
                             </a:ext>
                           </a:extLst>
@@ -16222,7 +16219,7 @@
               </wp:anchor>
             </w:drawing>
           </mc:Choice>
-          <mc:Fallback>
+          <mc:Fallback xmlns:mv="urn:schemas-microsoft-com:mac:vml" xmlns:mo="http://schemas.microsoft.com/office/mac/office/2008/main">
             <w:pict>
               <v:group id="Group 58" o:spid="_x0000_s1026" style="position:absolute;margin-left:3.4pt;margin-top:7.55pt;width:220.25pt;height:233.25pt;z-index:251682815;mso-width-relative:margin" coordsize="27980,29626" o:gfxdata="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">
                 <v:shapetype id="_x0000_t202" coordsize="21600,21600" o:spt="202" path="m,l,21600r21600,l21600,xe">
@@ -16604,7 +16601,7 @@
       <w:r>
         <w:rPr>
           <w:noProof/>
-          <w:lang w:val="en-US"/>
+          <w:lang w:eastAsia="en-GB"/>
         </w:rPr>
         <mc:AlternateContent>
           <mc:Choice Requires="wpg">
@@ -16710,7 +16707,7 @@
                             <a:noFill/>
                           </a:ln>
                           <a:extLst>
-                            <a:ext uri="{53640926-AAD7-44d8-BBD7-CCE9431645EC}">
+                            <a:ext uri="{53640926-AAD7-44D8-BBD7-CCE9431645EC}">
                               <a14:shadowObscured xmlns:a14="http://schemas.microsoft.com/office/drawing/2010/main"/>
                             </a:ext>
                           </a:extLst>
@@ -16728,7 +16725,7 @@
               </wp:anchor>
             </w:drawing>
           </mc:Choice>
-          <mc:Fallback>
+          <mc:Fallback xmlns:mv="urn:schemas-microsoft-com:mac:vml" xmlns:mo="http://schemas.microsoft.com/office/mac/office/2008/main">
             <w:pict>
               <v:group id="Group 55" o:spid="_x0000_s1029" style="position:absolute;left:0;text-align:left;margin-left:212.55pt;margin-top:15.3pt;width:289.15pt;height:165.4pt;z-index:251680767;mso-width-relative:margin;mso-height-relative:margin" coordorigin="-405,434" coordsize="31459,16549" o:gfxdata="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">
                 <v:shape id="_x0000_s1030" type="#_x0000_t202" style="position:absolute;left:2821;top:14713;width:25254;height:2271;visibility:visible;mso-wrap-style:square;v-text-anchor:top" o:gfxdata="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" strokecolor="white [3212]">
@@ -16769,58 +16766,55 @@
         <w:t xml:space="preserve">As part of the requirement phase, </w:t>
       </w:r>
       <w:r>
-        <w:t xml:space="preserve">feedback was received from the client to </w:t>
+        <w:t xml:space="preserve">feedback was received from the client to improve the </w:t>
+      </w:r>
+      <w:r>
+        <w:t>use-case diagram</w:t>
+      </w:r>
+      <w:r>
+        <w:t xml:space="preserve">. This </w:t>
+      </w:r>
+      <w:r>
+        <w:t>use-case model</w:t>
+      </w:r>
+      <w:r>
+        <w:t xml:space="preserve"> was created to</w:t>
+      </w:r>
+      <w:r>
+        <w:t xml:space="preserve"> portray</w:t>
+      </w:r>
+      <w:r>
+        <w:t xml:space="preserve"> the</w:t>
+      </w:r>
+      <w:r>
+        <w:t xml:space="preserve"> key actor</w:t>
+      </w:r>
+      <w:r>
+        <w:t>’</w:t>
+      </w:r>
+      <w:r>
+        <w:t xml:space="preserve">s </w:t>
+      </w:r>
+      <w:r>
+        <w:t>interaction</w:t>
+      </w:r>
+      <w:r>
+        <w:t xml:space="preserve"> with the </w:t>
+      </w:r>
+      <w:r>
+        <w:t>intended system</w:t>
+      </w:r>
+      <w:r>
+        <w:t xml:space="preserve"> </w:t>
+      </w:r>
+      <w:r>
+        <w:t>to undertake</w:t>
+      </w:r>
+      <w:r>
+        <w:t xml:space="preserve"> behaviour </w:t>
       </w:r>
       <w:r>
         <w:lastRenderedPageBreak/>
-        <w:t xml:space="preserve">improve the </w:t>
-      </w:r>
-      <w:r>
-        <w:t>use-case diagram</w:t>
-      </w:r>
-      <w:r>
-        <w:t xml:space="preserve">. This </w:t>
-      </w:r>
-      <w:r>
-        <w:t>use-case model</w:t>
-      </w:r>
-      <w:r>
-        <w:t xml:space="preserve"> was created to</w:t>
-      </w:r>
-      <w:r>
-        <w:t xml:space="preserve"> portray</w:t>
-      </w:r>
-      <w:r>
-        <w:t xml:space="preserve"> the</w:t>
-      </w:r>
-      <w:r>
-        <w:t xml:space="preserve"> key actor</w:t>
-      </w:r>
-      <w:r>
-        <w:t>’</w:t>
-      </w:r>
-      <w:r>
-        <w:t xml:space="preserve">s </w:t>
-      </w:r>
-      <w:r>
-        <w:t>interaction</w:t>
-      </w:r>
-      <w:r>
-        <w:t xml:space="preserve"> with the </w:t>
-      </w:r>
-      <w:r>
-        <w:t>intended system</w:t>
-      </w:r>
-      <w:r>
-        <w:t xml:space="preserve"> </w:t>
-      </w:r>
-      <w:r>
-        <w:t>to undertake</w:t>
-      </w:r>
-      <w:r>
-        <w:t xml:space="preserve"> behaviour </w:t>
-      </w:r>
-      <w:r>
         <w:t xml:space="preserve">associations </w:t>
       </w:r>
       <w:r>
@@ -16957,7 +16951,7 @@
       <w:r>
         <w:rPr>
           <w:noProof/>
-          <w:lang w:val="en-US"/>
+          <w:lang w:eastAsia="en-GB"/>
         </w:rPr>
         <mc:AlternateContent>
           <mc:Choice Requires="wpg">
@@ -17079,7 +17073,7 @@
               </wp:anchor>
             </w:drawing>
           </mc:Choice>
-          <mc:Fallback>
+          <mc:Fallback xmlns:mv="urn:schemas-microsoft-com:mac:vml" xmlns:mo="http://schemas.microsoft.com/office/mac/office/2008/main">
             <w:pict>
               <v:group id="Group 7" o:spid="_x0000_s1032" style="position:absolute;margin-left:1.7pt;margin-top:6.8pt;width:222pt;height:190.5pt;z-index:251685887;mso-width-relative:margin;mso-height-relative:margin" coordsize="28194,24193" o:gfxdata="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">
                 <v:shape id="Picture 9" o:spid="_x0000_s1033" type="#_x0000_t75" alt="Macintosh HD:Users:Mohnish:Desktop:fyp:register_business_customer.gif" style="position:absolute;width:28194;height:21145;visibility:visible;mso-wrap-style:square" o:gfxdata="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" stroked="t">
@@ -17239,17 +17233,17 @@
         <w:t xml:space="preserve"> the class diagram</w:t>
       </w:r>
       <w:r>
-        <w:t xml:space="preserve"> demonstrates the associations between all of the classes </w:t>
+        <w:t xml:space="preserve"> demonstrates the associations between all of the classes within the web-based system. This helped the author to visualise how t</w:t>
+      </w:r>
+      <w:r>
+        <w:t>he application will fit together. This diagram includes all the classes that are linked to the implementation</w:t>
+      </w:r>
+      <w:r>
+        <w:t xml:space="preserve"> within </w:t>
       </w:r>
       <w:r>
         <w:lastRenderedPageBreak/>
-        <w:t>within the web-based system. This helped the author to visualise how t</w:t>
-      </w:r>
-      <w:r>
-        <w:t>he application will fit together. This diagram includes all the classes that are linked to the implementation</w:t>
-      </w:r>
-      <w:r>
-        <w:t xml:space="preserve"> within the system in</w:t>
+        <w:t>the system in</w:t>
       </w:r>
       <w:r>
         <w:t xml:space="preserve"> the requirement and design phase.</w:t>
@@ -17289,7 +17283,7 @@
       <w:r>
         <w:rPr>
           <w:noProof/>
-          <w:lang w:val="en-US"/>
+          <w:lang w:eastAsia="en-GB"/>
         </w:rPr>
         <mc:AlternateContent>
           <mc:Choice Requires="wpg">
@@ -17363,7 +17357,7 @@
                             <a:noFill/>
                           </a:ln>
                           <a:extLst>
-                            <a:ext uri="{53640926-AAD7-44d8-BBD7-CCE9431645EC}">
+                            <a:ext uri="{53640926-AAD7-44D8-BBD7-CCE9431645EC}">
                               <a14:shadowObscured xmlns:a14="http://schemas.microsoft.com/office/drawing/2010/main"/>
                             </a:ext>
                           </a:extLst>
@@ -17427,7 +17421,7 @@
               </wp:anchor>
             </w:drawing>
           </mc:Choice>
-          <mc:Fallback>
+          <mc:Fallback xmlns:mv="urn:schemas-microsoft-com:mac:vml" xmlns:mo="http://schemas.microsoft.com/office/mac/office/2008/main">
             <w:pict>
               <v:group id="Group 17" o:spid="_x0000_s1035" style="position:absolute;margin-left:230.55pt;margin-top:291.75pt;width:249pt;height:190.2pt;z-index:-251620353;mso-width-relative:margin;mso-height-relative:margin" coordorigin="-58755,182853" coordsize="3641073,2782013" o:gfxdata="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">
                 <v:shapetype id="_x0000_t75" coordsize="21600,21600" o:spt="75" o:preferrelative="t" path="m@4@5l@4@11@9@11@9@5xe" filled="f" stroked="f">
@@ -17485,7 +17479,7 @@
       <w:r>
         <w:rPr>
           <w:noProof/>
-          <w:lang w:val="en-US"/>
+          <w:lang w:eastAsia="en-GB"/>
         </w:rPr>
         <mc:AlternateContent>
           <mc:Choice Requires="wps">
@@ -17563,7 +17557,7 @@
               </wp:anchor>
             </w:drawing>
           </mc:Choice>
-          <mc:Fallback>
+          <mc:Fallback xmlns:mv="urn:schemas-microsoft-com:mac:vml" xmlns:mo="http://schemas.microsoft.com/office/mac/office/2008/main">
             <w:pict>
               <v:shape id="Text Box 2" o:spid="_x0000_s1038" type="#_x0000_t202" style="position:absolute;margin-left:6.9pt;margin-top:451.45pt;width:204.5pt;height:21pt;z-index:251700223;visibility:visible;mso-wrap-style:square;mso-width-percent:0;mso-height-percent:0;mso-wrap-distance-left:9pt;mso-wrap-distance-top:0;mso-wrap-distance-right:9pt;mso-wrap-distance-bottom:0;mso-position-horizontal:absolute;mso-position-horizontal-relative:text;mso-position-vertical:absolute;mso-position-vertical-relative:text;mso-width-percent:0;mso-height-percent:0;mso-width-relative:margin;mso-height-relative:margin;v-text-anchor:top" o:gfxdata="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" strokecolor="white [3212]">
                 <v:textbox>
@@ -17592,7 +17586,7 @@
       <w:r>
         <w:rPr>
           <w:noProof/>
-          <w:lang w:val="en-US"/>
+          <w:lang w:eastAsia="en-GB"/>
         </w:rPr>
         <w:drawing>
           <wp:anchor distT="0" distB="0" distL="114300" distR="114300" simplePos="0" relativeHeight="251702271" behindDoc="1" locked="0" layoutInCell="1" allowOverlap="1" wp14:anchorId="04CCA59B" wp14:editId="4FCC7192">
@@ -17672,7 +17666,7 @@
       <w:r>
         <w:rPr>
           <w:noProof/>
-          <w:lang w:val="en-US"/>
+          <w:lang w:eastAsia="en-GB"/>
         </w:rPr>
         <mc:AlternateContent>
           <mc:Choice Requires="wpg">
@@ -17745,7 +17739,7 @@
                             <a:noFill/>
                           </a:ln>
                           <a:extLst>
-                            <a:ext uri="{53640926-AAD7-44d8-BBD7-CCE9431645EC}">
+                            <a:ext uri="{53640926-AAD7-44D8-BBD7-CCE9431645EC}">
                               <a14:shadowObscured xmlns:a14="http://schemas.microsoft.com/office/drawing/2010/main"/>
                             </a:ext>
                           </a:extLst>
@@ -17809,7 +17803,7 @@
               </wp:anchor>
             </w:drawing>
           </mc:Choice>
-          <mc:Fallback>
+          <mc:Fallback xmlns:mv="urn:schemas-microsoft-com:mac:vml" xmlns:mo="http://schemas.microsoft.com/office/mac/office/2008/main">
             <w:pict>
               <v:group id="Group 15" o:spid="_x0000_s1039" style="position:absolute;margin-left:-3.4pt;margin-top:1.55pt;width:249.2pt;height:163.25pt;z-index:251694079;mso-width-relative:margin;mso-height-relative:margin" coordorigin=",-19050" coordsize="3245044,2124035" o:gfxdata="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">
                 <v:shape id="Picture 11" o:spid="_x0000_s1040" type="#_x0000_t75" alt="C:\Users\Anrish\Desktop\Hobbs Design Requirements\Sequence Diagram - Log In.png" style="position:absolute;top:-19050;width:3200400;height:1847850;visibility:visible;mso-wrap-style:square" o:gfxdata="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">
@@ -17905,11 +17899,7 @@
         <w:t xml:space="preserve"> </w:t>
       </w:r>
       <w:r>
-        <w:t xml:space="preserve">The sequence diagram was shown to the client with clear explanations </w:t>
-      </w:r>
-      <w:r>
-        <w:lastRenderedPageBreak/>
-        <w:t xml:space="preserve">to ensure the designs were correct and consistent to the system’s requirements. </w:t>
+        <w:t xml:space="preserve">The sequence diagram was shown to the client with clear explanations to ensure the designs were correct and consistent to the system’s requirements. </w:t>
       </w:r>
       <w:r>
         <w:t xml:space="preserve"> </w:t>
@@ -17944,6 +17934,7 @@
         <w:pStyle w:val="Heading3"/>
       </w:pPr>
       <w:r>
+        <w:lastRenderedPageBreak/>
         <w:t xml:space="preserve">Architecture design </w:t>
       </w:r>
     </w:p>
@@ -17970,7 +17961,12 @@
         <w:t xml:space="preserve">Deployment diagram clearly shows the client uses a browser to access the Hobbs website on the cloud. The website consists of three elements; JSPs and servlets, Apache Tomcat </w:t>
       </w:r>
       <w:r>
-        <w:t xml:space="preserve">and MySQL server, JSP and servlets are hosted on the Tomcat server. JSP and servlets are hosted on Tomcat server and access MySQL database for data. PayPal is also another entity which is hosted on the cloud and is connected through JSPs </w:t>
+        <w:t>and MySQL server, JSP and servlets are hosted on the Tomcat server. JSP and servlets are hosted on Tomcat server and access MySQL database for data. PayPal is also another entity which is hosted o</w:t>
+      </w:r>
+      <w:bookmarkStart w:id="69" w:name="_GoBack"/>
+      <w:bookmarkEnd w:id="69"/>
+      <w:r>
+        <w:t xml:space="preserve">n the cloud and is connected through JSPs </w:t>
       </w:r>
       <w:r>
         <w:t xml:space="preserve">and Servlets. </w:t>
@@ -18010,7 +18006,7 @@
       <w:r>
         <w:rPr>
           <w:noProof/>
-          <w:lang w:val="en-US"/>
+          <w:lang w:eastAsia="en-GB"/>
         </w:rPr>
         <mc:AlternateContent>
           <mc:Choice Requires="wps">
@@ -18088,7 +18084,7 @@
               </wp:anchor>
             </w:drawing>
           </mc:Choice>
-          <mc:Fallback>
+          <mc:Fallback xmlns:mv="urn:schemas-microsoft-com:mac:vml" xmlns:mo="http://schemas.microsoft.com/office/mac/office/2008/main">
             <w:pict>
               <v:shape id="_x0000_s1042" type="#_x0000_t202" style="position:absolute;margin-left:9pt;margin-top:266.95pt;width:200.55pt;height:21.6pt;z-index:251698175;visibility:visible;mso-wrap-style:square;mso-width-percent:0;mso-height-percent:0;mso-wrap-distance-left:9pt;mso-wrap-distance-top:0;mso-wrap-distance-right:9pt;mso-wrap-distance-bottom:0;mso-position-horizontal:absolute;mso-position-horizontal-relative:text;mso-position-vertical:absolute;mso-position-vertical-relative:text;mso-width-percent:0;mso-height-percent:0;mso-width-relative:margin;mso-height-relative:margin;v-text-anchor:top" o:gfxdata="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" strokecolor="white [3212]">
                 <v:textbox>
@@ -18116,7 +18112,7 @@
       <w:r>
         <w:rPr>
           <w:noProof/>
-          <w:lang w:val="en-US"/>
+          <w:lang w:eastAsia="en-GB"/>
         </w:rPr>
         <w:drawing>
           <wp:inline distT="0" distB="0" distL="0" distR="0" wp14:anchorId="008906D8" wp14:editId="57BB081B">
@@ -18176,18 +18172,17 @@
       <w:pPr>
         <w:pStyle w:val="Heading2"/>
       </w:pPr>
-      <w:bookmarkStart w:id="69" w:name="_Toc387605650"/>
+      <w:bookmarkStart w:id="70" w:name="_Toc387605650"/>
       <w:r>
         <w:t>Implementation phase</w:t>
       </w:r>
-      <w:bookmarkEnd w:id="69"/>
+      <w:bookmarkEnd w:id="70"/>
     </w:p>
     <w:p>
       <w:pPr>
         <w:pStyle w:val="Heading3"/>
       </w:pPr>
       <w:r>
-        <w:lastRenderedPageBreak/>
         <w:t>Working environment</w:t>
       </w:r>
       <w:r>
@@ -18204,7 +18199,11 @@
       </w:r>
       <w:proofErr w:type="gramEnd"/>
       <w:r>
-        <w:t xml:space="preserve"> Apache Tomcat server and a MySQL database server. The author did not have any past experience in these technologies, but found it to be the most common combination that offered help so decided to use that combination. In the resources you can find tutorials the author followed in order to have the Tom</w:t>
+        <w:t xml:space="preserve"> Apache Tomcat server and a MySQL database server. The author did not have any past experience in these technologies, </w:t>
+      </w:r>
+      <w:r>
+        <w:lastRenderedPageBreak/>
+        <w:t>but found it to be the most common combination that offered help so decided to use that combination. In the resources you can find tutorials the author followed in order to have the Tom</w:t>
       </w:r>
       <w:r>
         <w:t>c</w:t>
@@ -18233,7 +18232,7 @@
       <w:r>
         <w:rPr>
           <w:noProof/>
-          <w:lang w:val="en-US"/>
+          <w:lang w:eastAsia="en-GB"/>
         </w:rPr>
         <mc:AlternateContent>
           <mc:Choice Requires="wps">
@@ -18297,7 +18296,7 @@
               </wp:anchor>
             </w:drawing>
           </mc:Choice>
-          <mc:Fallback>
+          <mc:Fallback xmlns:mv="urn:schemas-microsoft-com:mac:vml" xmlns:mo="http://schemas.microsoft.com/office/mac/office/2008/main">
             <w:pict>
               <v:rect id="Rectangle 8" o:spid="_x0000_s1026" style="position:absolute;margin-left:-4.65pt;margin-top:133.4pt;width:459pt;height:126pt;z-index:-251659265;visibility:visible;mso-wrap-style:square;mso-wrap-distance-left:9pt;mso-wrap-distance-top:0;mso-wrap-distance-right:9pt;mso-wrap-distance-bottom:0;mso-position-horizontal:absolute;mso-position-horizontal-relative:text;mso-position-vertical:absolute;mso-position-vertical-relative:text;v-text-anchor:middle" o:gfxdata="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" filled="f" strokecolor="black [3213]"/>
             </w:pict>
@@ -18730,7 +18729,7 @@
         <w:rPr>
           <w:i/>
           <w:noProof/>
-          <w:lang w:val="en-US"/>
+          <w:lang w:eastAsia="en-GB"/>
         </w:rPr>
         <mc:AlternateContent>
           <mc:Choice Requires="wps">
@@ -18797,7 +18796,7 @@
               </wp:anchor>
             </w:drawing>
           </mc:Choice>
-          <mc:Fallback>
+          <mc:Fallback xmlns:mv="urn:schemas-microsoft-com:mac:vml" xmlns:mo="http://schemas.microsoft.com/office/mac/office/2008/main">
             <w:pict>
               <v:rect id="Rectangle 19" o:spid="_x0000_s1026" style="position:absolute;margin-left:-8.95pt;margin-top:-6.35pt;width:459pt;height:108pt;z-index:-251612161;visibility:visible;mso-wrap-style:square;mso-height-percent:0;mso-wrap-distance-left:9pt;mso-wrap-distance-top:0;mso-wrap-distance-right:9pt;mso-wrap-distance-bottom:0;mso-position-horizontal:absolute;mso-position-horizontal-relative:text;mso-position-vertical:absolute;mso-position-vertical-relative:text;mso-height-percent:0;mso-height-relative:margin;v-text-anchor:middle" o:gfxdata="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" filled="f" strokecolor="black [3213]"/>
             </w:pict>
@@ -18817,38 +18816,32 @@
           <w:i/>
         </w:rPr>
         <w:br/>
-      </w:r>
+        <w:t xml:space="preserve">    if ((</w:t>
+      </w:r>
+      <w:proofErr w:type="spellStart"/>
       <w:proofErr w:type="gramStart"/>
       <w:r>
         <w:rPr>
           <w:rFonts w:asciiTheme="minorHAnsi" w:hAnsiTheme="minorHAnsi" w:cstheme="minorHAnsi"/>
           <w:i/>
         </w:rPr>
-        <w:t xml:space="preserve">    if</w:t>
-      </w:r>
-      <w:proofErr w:type="gramEnd"/>
+        <w:t>session.getAttribute</w:t>
+      </w:r>
+      <w:proofErr w:type="spellEnd"/>
       <w:r>
         <w:rPr>
           <w:rFonts w:asciiTheme="minorHAnsi" w:hAnsiTheme="minorHAnsi" w:cstheme="minorHAnsi"/>
           <w:i/>
         </w:rPr>
-        <w:t xml:space="preserve"> ((</w:t>
-      </w:r>
-      <w:proofErr w:type="spellStart"/>
+        <w:t>(</w:t>
+      </w:r>
+      <w:proofErr w:type="gramEnd"/>
       <w:r>
         <w:rPr>
           <w:rFonts w:asciiTheme="minorHAnsi" w:hAnsiTheme="minorHAnsi" w:cstheme="minorHAnsi"/>
           <w:i/>
         </w:rPr>
-        <w:t>session.getAttribute</w:t>
-      </w:r>
-      <w:proofErr w:type="spellEnd"/>
-      <w:r>
-        <w:rPr>
-          <w:rFonts w:asciiTheme="minorHAnsi" w:hAnsiTheme="minorHAnsi" w:cstheme="minorHAnsi"/>
-          <w:i/>
-        </w:rPr>
-        <w:t>("</w:t>
+        <w:t>"</w:t>
       </w:r>
       <w:proofErr w:type="spellStart"/>
       <w:r>
@@ -19091,14 +19084,14 @@
       <w:pPr>
         <w:pStyle w:val="Heading2"/>
       </w:pPr>
-      <w:bookmarkStart w:id="70" w:name="_Toc387605652"/>
+      <w:bookmarkStart w:id="71" w:name="_Toc387605652"/>
       <w:r>
         <w:t xml:space="preserve">Testing </w:t>
       </w:r>
       <w:r>
         <w:t>phase</w:t>
       </w:r>
-      <w:bookmarkEnd w:id="70"/>
+      <w:bookmarkEnd w:id="71"/>
     </w:p>
     <w:p>
       <w:r>
@@ -19120,7 +19113,7 @@
       <w:r>
         <w:rPr>
           <w:noProof/>
-          <w:lang w:val="en-US"/>
+          <w:lang w:eastAsia="en-GB"/>
         </w:rPr>
         <w:drawing>
           <wp:anchor distT="0" distB="0" distL="114300" distR="114300" simplePos="0" relativeHeight="251705343" behindDoc="0" locked="0" layoutInCell="1" allowOverlap="1" wp14:anchorId="29F06EE7" wp14:editId="3CAE51E2">
@@ -19248,29 +19241,6 @@
       </w:r>
     </w:p>
     <w:p>
-      <w:pPr>
-        <w:pStyle w:val="Heading2"/>
-      </w:pPr>
-      <w:bookmarkStart w:id="71" w:name="_Toc387605653"/>
-      <w:r>
-        <w:t>Verification</w:t>
-      </w:r>
-      <w:r>
-        <w:t xml:space="preserve"> and e</w:t>
-      </w:r>
-      <w:r>
-        <w:t>valuation</w:t>
-      </w:r>
-      <w:bookmarkStart w:id="72" w:name="_GoBack"/>
-      <w:bookmarkEnd w:id="71"/>
-      <w:bookmarkEnd w:id="72"/>
-    </w:p>
-    <w:p>
-      <w:r>
-        <w:t>From the tests, it was clear that the web- based system ran smoothly</w:t>
-      </w:r>
-    </w:p>
-    <w:p>
       <w:r>
         <w:rPr>
           <w:highlight w:val="yellow"/>
@@ -19600,7 +19570,6 @@
         <w:pStyle w:val="Heading1"/>
       </w:pPr>
       <w:r>
-        <w:lastRenderedPageBreak/>
         <w:t>Conclusions</w:t>
       </w:r>
       <w:r>
@@ -19615,6 +19584,7 @@
         <w:pStyle w:val="Heading1"/>
       </w:pPr>
       <w:r>
+        <w:lastRenderedPageBreak/>
         <w:t>G</w:t>
       </w:r>
       <w:r>
@@ -19625,21 +19595,21 @@
       <w:pPr>
         <w:pStyle w:val="Heading1"/>
       </w:pPr>
-      <w:bookmarkStart w:id="73" w:name="_Toc387605657"/>
+      <w:bookmarkStart w:id="72" w:name="_Toc387605657"/>
       <w:r>
         <w:t>References chapter</w:t>
       </w:r>
-      <w:bookmarkEnd w:id="73"/>
+      <w:bookmarkEnd w:id="72"/>
     </w:p>
     <w:p>
       <w:pPr>
         <w:pStyle w:val="Heading1"/>
       </w:pPr>
-      <w:bookmarkStart w:id="74" w:name="_Toc387605658"/>
+      <w:bookmarkStart w:id="73" w:name="_Toc387605658"/>
       <w:r>
         <w:t>Appendices</w:t>
       </w:r>
-      <w:bookmarkEnd w:id="74"/>
+      <w:bookmarkEnd w:id="73"/>
       <w:r>
         <w:t xml:space="preserve"> </w:t>
       </w:r>
@@ -19656,14 +19626,14 @@
           <w:highlight w:val="yellow"/>
         </w:rPr>
       </w:pPr>
-      <w:bookmarkStart w:id="75" w:name="_Toc387605659"/>
+      <w:bookmarkStart w:id="74" w:name="_Toc387605659"/>
       <w:r>
         <w:rPr>
           <w:highlight w:val="yellow"/>
         </w:rPr>
         <w:t>Client emails/ Meeting minutes</w:t>
       </w:r>
-      <w:bookmarkEnd w:id="75"/>
+      <w:bookmarkEnd w:id="74"/>
       <w:r>
         <w:rPr>
           <w:highlight w:val="yellow"/>
@@ -19926,7 +19896,7 @@
           <w:tab w:val="left" w:pos="6686"/>
         </w:tabs>
       </w:pPr>
-      <w:bookmarkStart w:id="76" w:name="_Toc387605660"/>
+      <w:bookmarkStart w:id="75" w:name="_Toc387605660"/>
     </w:p>
     <w:p/>
     <w:p/>
@@ -19944,7 +19914,7 @@
     <w:p/>
     <w:p/>
     <w:p/>
-    <w:bookmarkEnd w:id="76"/>
+    <w:bookmarkEnd w:id="75"/>
     <w:p>
       <w:pPr>
         <w:spacing w:after="120"/>
@@ -19962,7 +19932,7 @@
 </file>
 
 <file path=word/endnotes.xml><?xml version="1.0" encoding="utf-8"?>
-<w:endnotes xmlns:wpc="http://schemas.microsoft.com/office/word/2010/wordprocessingCanvas" xmlns:mo="http://schemas.microsoft.com/office/mac/office/2008/main" xmlns:mc="http://schemas.openxmlformats.org/markup-compatibility/2006" xmlns:mv="urn:schemas-microsoft-com:mac:vml" xmlns:o="urn:schemas-microsoft-com:office:office" xmlns:r="http://schemas.openxmlformats.org/officeDocument/2006/relationships" xmlns:m="http://schemas.openxmlformats.org/officeDocument/2006/math" xmlns:v="urn:schemas-microsoft-com:vml" xmlns:wp14="http://schemas.microsoft.com/office/word/2010/wordprocessingDrawing" xmlns:wp="http://schemas.openxmlformats.org/drawingml/2006/wordprocessingDrawing" xmlns:w10="urn:schemas-microsoft-com:office:word" xmlns:w="http://schemas.openxmlformats.org/wordprocessingml/2006/main" xmlns:w14="http://schemas.microsoft.com/office/word/2010/wordml" xmlns:wpg="http://schemas.microsoft.com/office/word/2010/wordprocessingGroup" xmlns:wpi="http://schemas.microsoft.com/office/word/2010/wordprocessingInk" xmlns:wne="http://schemas.microsoft.com/office/word/2006/wordml" xmlns:wps="http://schemas.microsoft.com/office/word/2010/wordprocessingShape" mc:Ignorable="w14 wp14">
+<w:endnotes xmlns:wpc="http://schemas.microsoft.com/office/word/2010/wordprocessingCanvas" xmlns:mc="http://schemas.openxmlformats.org/markup-compatibility/2006" xmlns:o="urn:schemas-microsoft-com:office:office" xmlns:r="http://schemas.openxmlformats.org/officeDocument/2006/relationships" xmlns:m="http://schemas.openxmlformats.org/officeDocument/2006/math" xmlns:v="urn:schemas-microsoft-com:vml" xmlns:wp14="http://schemas.microsoft.com/office/word/2010/wordprocessingDrawing" xmlns:wp="http://schemas.openxmlformats.org/drawingml/2006/wordprocessingDrawing" xmlns:w10="urn:schemas-microsoft-com:office:word" xmlns:w="http://schemas.openxmlformats.org/wordprocessingml/2006/main" xmlns:w14="http://schemas.microsoft.com/office/word/2010/wordml" xmlns:wpg="http://schemas.microsoft.com/office/word/2010/wordprocessingGroup" xmlns:wpi="http://schemas.microsoft.com/office/word/2010/wordprocessingInk" xmlns:wne="http://schemas.microsoft.com/office/word/2006/wordml" xmlns:wps="http://schemas.microsoft.com/office/word/2010/wordprocessingShape" mc:Ignorable="w14 wp14">
   <w:endnote w:type="separator" w:id="-1">
     <w:p>
       <w:pPr>
@@ -19987,7 +19957,7 @@
 </file>
 
 <file path=word/footer1.xml><?xml version="1.0" encoding="utf-8"?>
-<w:ftr xmlns:wpc="http://schemas.microsoft.com/office/word/2010/wordprocessingCanvas" xmlns:mo="http://schemas.microsoft.com/office/mac/office/2008/main" xmlns:mc="http://schemas.openxmlformats.org/markup-compatibility/2006" xmlns:mv="urn:schemas-microsoft-com:mac:vml" xmlns:o="urn:schemas-microsoft-com:office:office" xmlns:r="http://schemas.openxmlformats.org/officeDocument/2006/relationships" xmlns:m="http://schemas.openxmlformats.org/officeDocument/2006/math" xmlns:v="urn:schemas-microsoft-com:vml" xmlns:wp14="http://schemas.microsoft.com/office/word/2010/wordprocessingDrawing" xmlns:wp="http://schemas.openxmlformats.org/drawingml/2006/wordprocessingDrawing" xmlns:w10="urn:schemas-microsoft-com:office:word" xmlns:w="http://schemas.openxmlformats.org/wordprocessingml/2006/main" xmlns:w14="http://schemas.microsoft.com/office/word/2010/wordml" xmlns:wpg="http://schemas.microsoft.com/office/word/2010/wordprocessingGroup" xmlns:wpi="http://schemas.microsoft.com/office/word/2010/wordprocessingInk" xmlns:wne="http://schemas.microsoft.com/office/word/2006/wordml" xmlns:wps="http://schemas.microsoft.com/office/word/2010/wordprocessingShape" mc:Ignorable="w14 wp14">
+<w:ftr xmlns:wpc="http://schemas.microsoft.com/office/word/2010/wordprocessingCanvas" xmlns:mc="http://schemas.openxmlformats.org/markup-compatibility/2006" xmlns:o="urn:schemas-microsoft-com:office:office" xmlns:r="http://schemas.openxmlformats.org/officeDocument/2006/relationships" xmlns:m="http://schemas.openxmlformats.org/officeDocument/2006/math" xmlns:v="urn:schemas-microsoft-com:vml" xmlns:wp14="http://schemas.microsoft.com/office/word/2010/wordprocessingDrawing" xmlns:wp="http://schemas.openxmlformats.org/drawingml/2006/wordprocessingDrawing" xmlns:w10="urn:schemas-microsoft-com:office:word" xmlns:w="http://schemas.openxmlformats.org/wordprocessingml/2006/main" xmlns:w14="http://schemas.microsoft.com/office/word/2010/wordml" xmlns:wpg="http://schemas.microsoft.com/office/word/2010/wordprocessingGroup" xmlns:wpi="http://schemas.microsoft.com/office/word/2010/wordprocessingInk" xmlns:wne="http://schemas.microsoft.com/office/word/2006/wordml" xmlns:wps="http://schemas.microsoft.com/office/word/2010/wordprocessingShape" mc:Ignorable="w14 wp14">
   <w:sdt>
     <w:sdtPr>
       <w:id w:val="-67034398"/>
@@ -19996,6 +19966,7 @@
         <w:docPartUnique/>
       </w:docPartObj>
     </w:sdtPr>
+    <w:sdtEndPr/>
     <w:sdtContent>
       <w:p>
         <w:pPr>
@@ -20031,7 +20002,7 @@
         <w:r>
           <w:rPr>
             <w:noProof/>
-            <w:lang w:val="en-US"/>
+            <w:lang w:eastAsia="en-GB"/>
           </w:rPr>
           <mc:AlternateContent>
             <mc:Choice Requires="wps">
@@ -20069,7 +20040,7 @@
                             <a:srgbClr val="FFFFFF"/>
                           </a:solidFill>
                           <a:extLst>
-                            <a:ext uri="{91240B29-F687-4f45-9708-019B960494DF}">
+                            <a:ext uri="{91240B29-F687-4F45-9708-019B960494DF}">
                               <a14:hiddenLine xmlns:a14="http://schemas.microsoft.com/office/drawing/2010/main" w="9525">
                                 <a:solidFill>
                                   <a:srgbClr val="000000"/>
@@ -20096,6 +20067,7 @@
                                   <w:docPartUnique/>
                                 </w:docPartObj>
                               </w:sdtPr>
+                              <w:sdtEndPr/>
                               <w:sdtContent>
                                 <w:sdt>
                                   <w:sdtPr>
@@ -20110,6 +20082,7 @@
                                       <w:docPartUnique/>
                                     </w:docPartObj>
                                   </w:sdtPr>
+                                  <w:sdtEndPr/>
                                   <w:sdtContent>
                                     <w:p>
                                       <w:pPr>
@@ -20144,7 +20117,7 @@
                                           <w:sz w:val="48"/>
                                           <w:szCs w:val="44"/>
                                         </w:rPr>
-                                        <w:t>32</w:t>
+                                        <w:t>29</w:t>
                                       </w:r>
                                       <w:r>
                                         <w:rPr>
@@ -20245,7 +20218,7 @@
                                     <w:sz w:val="48"/>
                                     <w:szCs w:val="44"/>
                                   </w:rPr>
-                                  <w:t>28</w:t>
+                                  <w:t>29</w:t>
                                 </w:r>
                                 <w:r>
                                   <w:rPr>
@@ -20276,7 +20249,7 @@
 </file>
 
 <file path=word/footnotes.xml><?xml version="1.0" encoding="utf-8"?>
-<w:footnotes xmlns:wpc="http://schemas.microsoft.com/office/word/2010/wordprocessingCanvas" xmlns:mo="http://schemas.microsoft.com/office/mac/office/2008/main" xmlns:mc="http://schemas.openxmlformats.org/markup-compatibility/2006" xmlns:mv="urn:schemas-microsoft-com:mac:vml" xmlns:o="urn:schemas-microsoft-com:office:office" xmlns:r="http://schemas.openxmlformats.org/officeDocument/2006/relationships" xmlns:m="http://schemas.openxmlformats.org/officeDocument/2006/math" xmlns:v="urn:schemas-microsoft-com:vml" xmlns:wp14="http://schemas.microsoft.com/office/word/2010/wordprocessingDrawing" xmlns:wp="http://schemas.openxmlformats.org/drawingml/2006/wordprocessingDrawing" xmlns:w10="urn:schemas-microsoft-com:office:word" xmlns:w="http://schemas.openxmlformats.org/wordprocessingml/2006/main" xmlns:w14="http://schemas.microsoft.com/office/word/2010/wordml" xmlns:wpg="http://schemas.microsoft.com/office/word/2010/wordprocessingGroup" xmlns:wpi="http://schemas.microsoft.com/office/word/2010/wordprocessingInk" xmlns:wne="http://schemas.microsoft.com/office/word/2006/wordml" xmlns:wps="http://schemas.microsoft.com/office/word/2010/wordprocessingShape" mc:Ignorable="w14 wp14">
+<w:footnotes xmlns:wpc="http://schemas.microsoft.com/office/word/2010/wordprocessingCanvas" xmlns:mc="http://schemas.openxmlformats.org/markup-compatibility/2006" xmlns:o="urn:schemas-microsoft-com:office:office" xmlns:r="http://schemas.openxmlformats.org/officeDocument/2006/relationships" xmlns:m="http://schemas.openxmlformats.org/officeDocument/2006/math" xmlns:v="urn:schemas-microsoft-com:vml" xmlns:wp14="http://schemas.microsoft.com/office/word/2010/wordprocessingDrawing" xmlns:wp="http://schemas.openxmlformats.org/drawingml/2006/wordprocessingDrawing" xmlns:w10="urn:schemas-microsoft-com:office:word" xmlns:w="http://schemas.openxmlformats.org/wordprocessingml/2006/main" xmlns:w14="http://schemas.microsoft.com/office/word/2010/wordml" xmlns:wpg="http://schemas.microsoft.com/office/word/2010/wordprocessingGroup" xmlns:wpi="http://schemas.microsoft.com/office/word/2010/wordprocessingInk" xmlns:wne="http://schemas.microsoft.com/office/word/2006/wordml" xmlns:wps="http://schemas.microsoft.com/office/word/2010/wordprocessingShape" mc:Ignorable="w14 wp14">
   <w:footnote w:type="separator" w:id="-1">
     <w:p>
       <w:pPr>
@@ -20301,7 +20274,7 @@
 </file>
 
 <file path=word/numbering.xml><?xml version="1.0" encoding="utf-8"?>
-<w:numbering xmlns:wpc="http://schemas.microsoft.com/office/word/2010/wordprocessingCanvas" xmlns:mo="http://schemas.microsoft.com/office/mac/office/2008/main" xmlns:mc="http://schemas.openxmlformats.org/markup-compatibility/2006" xmlns:mv="urn:schemas-microsoft-com:mac:vml" xmlns:o="urn:schemas-microsoft-com:office:office" xmlns:r="http://schemas.openxmlformats.org/officeDocument/2006/relationships" xmlns:m="http://schemas.openxmlformats.org/officeDocument/2006/math" xmlns:v="urn:schemas-microsoft-com:vml" xmlns:wp14="http://schemas.microsoft.com/office/word/2010/wordprocessingDrawing" xmlns:wp="http://schemas.openxmlformats.org/drawingml/2006/wordprocessingDrawing" xmlns:w10="urn:schemas-microsoft-com:office:word" xmlns:w="http://schemas.openxmlformats.org/wordprocessingml/2006/main" xmlns:w14="http://schemas.microsoft.com/office/word/2010/wordml" xmlns:wpg="http://schemas.microsoft.com/office/word/2010/wordprocessingGroup" xmlns:wpi="http://schemas.microsoft.com/office/word/2010/wordprocessingInk" xmlns:wne="http://schemas.microsoft.com/office/word/2006/wordml" xmlns:wps="http://schemas.microsoft.com/office/word/2010/wordprocessingShape" mc:Ignorable="w14 wp14">
+<w:numbering xmlns:wpc="http://schemas.microsoft.com/office/word/2010/wordprocessingCanvas" xmlns:mc="http://schemas.openxmlformats.org/markup-compatibility/2006" xmlns:o="urn:schemas-microsoft-com:office:office" xmlns:r="http://schemas.openxmlformats.org/officeDocument/2006/relationships" xmlns:m="http://schemas.openxmlformats.org/officeDocument/2006/math" xmlns:v="urn:schemas-microsoft-com:vml" xmlns:wp14="http://schemas.microsoft.com/office/word/2010/wordprocessingDrawing" xmlns:wp="http://schemas.openxmlformats.org/drawingml/2006/wordprocessingDrawing" xmlns:w10="urn:schemas-microsoft-com:office:word" xmlns:w="http://schemas.openxmlformats.org/wordprocessingml/2006/main" xmlns:w14="http://schemas.microsoft.com/office/word/2010/wordml" xmlns:wpg="http://schemas.microsoft.com/office/word/2010/wordprocessingGroup" xmlns:wpi="http://schemas.microsoft.com/office/word/2010/wordprocessingInk" xmlns:wne="http://schemas.microsoft.com/office/word/2006/wordml" xmlns:wps="http://schemas.microsoft.com/office/word/2010/wordprocessingShape" mc:Ignorable="w14 wp14">
   <w:abstractNum w:abstractNumId="0">
     <w:nsid w:val="1FEE3639"/>
     <w:multiLevelType w:val="hybridMultilevel"/>
@@ -20954,7 +20927,7 @@
       </w:pPr>
     </w:pPrDefault>
   </w:docDefaults>
-  <w:latentStyles w:defLockedState="0" w:defUIPriority="99" w:defSemiHidden="1" w:defUnhideWhenUsed="1" w:defQFormat="0" w:count="276">
+  <w:latentStyles w:defLockedState="0" w:defUIPriority="99" w:defSemiHidden="1" w:defUnhideWhenUsed="1" w:defQFormat="0" w:count="267">
     <w:lsdException w:name="Normal" w:semiHidden="0" w:uiPriority="0" w:unhideWhenUsed="0" w:qFormat="1"/>
     <w:lsdException w:name="heading 1" w:semiHidden="0" w:uiPriority="9" w:unhideWhenUsed="0" w:qFormat="1"/>
     <w:lsdException w:name="heading 2" w:uiPriority="9" w:qFormat="1"/>
@@ -21332,6 +21305,7 @@
   <w:style w:type="character" w:default="1" w:styleId="DefaultParagraphFont">
     <w:name w:val="Default Paragraph Font"/>
     <w:uiPriority w:val="1"/>
+    <w:semiHidden/>
     <w:unhideWhenUsed/>
   </w:style>
   <w:style w:type="table" w:default="1" w:styleId="TableNormal">
@@ -22073,7 +22047,7 @@
 </file>
 
 <file path=word/stylesWithEffects.xml><?xml version="1.0" encoding="utf-8"?>
-<w:styles xmlns:wpc="http://schemas.microsoft.com/office/word/2010/wordprocessingCanvas" xmlns:mo="http://schemas.microsoft.com/office/mac/office/2008/main" xmlns:mc="http://schemas.openxmlformats.org/markup-compatibility/2006" xmlns:mv="urn:schemas-microsoft-com:mac:vml" xmlns:o="urn:schemas-microsoft-com:office:office" xmlns:r="http://schemas.openxmlformats.org/officeDocument/2006/relationships" xmlns:m="http://schemas.openxmlformats.org/officeDocument/2006/math" xmlns:v="urn:schemas-microsoft-com:vml" xmlns:wp14="http://schemas.microsoft.com/office/word/2010/wordprocessingDrawing" xmlns:wp="http://schemas.openxmlformats.org/drawingml/2006/wordprocessingDrawing" xmlns:w10="urn:schemas-microsoft-com:office:word" xmlns:w="http://schemas.openxmlformats.org/wordprocessingml/2006/main" xmlns:w14="http://schemas.microsoft.com/office/word/2010/wordml" xmlns:wpg="http://schemas.microsoft.com/office/word/2010/wordprocessingGroup" xmlns:wpi="http://schemas.microsoft.com/office/word/2010/wordprocessingInk" xmlns:wne="http://schemas.microsoft.com/office/word/2006/wordml" xmlns:wps="http://schemas.microsoft.com/office/word/2010/wordprocessingShape" mc:Ignorable="w14 wp14">
+<w:styles xmlns:wpc="http://schemas.microsoft.com/office/word/2010/wordprocessingCanvas" xmlns:mc="http://schemas.openxmlformats.org/markup-compatibility/2006" xmlns:o="urn:schemas-microsoft-com:office:office" xmlns:r="http://schemas.openxmlformats.org/officeDocument/2006/relationships" xmlns:m="http://schemas.openxmlformats.org/officeDocument/2006/math" xmlns:v="urn:schemas-microsoft-com:vml" xmlns:wp14="http://schemas.microsoft.com/office/word/2010/wordprocessingDrawing" xmlns:wp="http://schemas.openxmlformats.org/drawingml/2006/wordprocessingDrawing" xmlns:w10="urn:schemas-microsoft-com:office:word" xmlns:w="http://schemas.openxmlformats.org/wordprocessingml/2006/main" xmlns:w14="http://schemas.microsoft.com/office/word/2010/wordml" xmlns:wpg="http://schemas.microsoft.com/office/word/2010/wordprocessingGroup" xmlns:wpi="http://schemas.microsoft.com/office/word/2010/wordprocessingInk" xmlns:wne="http://schemas.microsoft.com/office/word/2006/wordml" xmlns:wps="http://schemas.microsoft.com/office/word/2010/wordprocessingShape" mc:Ignorable="w14 wp14">
   <w:docDefaults>
     <w:rPrDefault>
       <w:rPr>
@@ -22089,7 +22063,7 @@
       </w:pPr>
     </w:pPrDefault>
   </w:docDefaults>
-  <w:latentStyles w:defLockedState="0" w:defUIPriority="99" w:defSemiHidden="1" w:defUnhideWhenUsed="1" w:defQFormat="0" w:count="276">
+  <w:latentStyles w:defLockedState="0" w:defUIPriority="99" w:defSemiHidden="1" w:defUnhideWhenUsed="1" w:defQFormat="0" w:count="267">
     <w:lsdException w:name="Normal" w:semiHidden="0" w:uiPriority="0" w:unhideWhenUsed="0" w:qFormat="1"/>
     <w:lsdException w:name="heading 1" w:semiHidden="0" w:uiPriority="9" w:unhideWhenUsed="0" w:qFormat="1"/>
     <w:lsdException w:name="heading 2" w:uiPriority="9" w:qFormat="1"/>
@@ -22467,6 +22441,7 @@
   <w:style w:type="character" w:default="1" w:styleId="DefaultParagraphFont">
     <w:name w:val="Default Paragraph Font"/>
     <w:uiPriority w:val="1"/>
+    <w:semiHidden/>
     <w:unhideWhenUsed/>
   </w:style>
   <w:style w:type="table" w:default="1" w:styleId="TableNormal">
@@ -23437,7 +23412,7 @@
 </file>
 
 <file path=customXml/itemProps1.xml><?xml version="1.0" encoding="utf-8"?>
-<ds:datastoreItem xmlns:ds="http://schemas.openxmlformats.org/officeDocument/2006/customXml" ds:itemID="{0AE112E6-0964-3A41-BDE3-A805EAEC82E4}">
+<ds:datastoreItem xmlns:ds="http://schemas.openxmlformats.org/officeDocument/2006/customXml" ds:itemID="{C2CA42EB-B16B-4FEC-935D-DFF39E651B94}">
   <ds:schemaRefs>
     <ds:schemaRef ds:uri="http://schemas.openxmlformats.org/officeDocument/2006/bibliography"/>
   </ds:schemaRefs>
